--- a/Tuan_01/DanhMucNguon.docx
+++ b/Tuan_01/DanhMucNguon.docx
@@ -21,7 +21,7 @@
       <w:r>
         <w:rPr>
           <w:rFonts w:ascii="Consolas" w:hAnsi="Consolas"/>
-          <w:color w:val="8B1A1A"/>
+          <w:color w:val="000000"/>
           <w:sz w:val="19"/>
         </w:rPr>
         <w:t>scripts/khao_sat_nguon.py</w:t>
@@ -32,7 +32,7 @@
       <w:r>
         <w:rPr>
           <w:rFonts w:ascii="Consolas" w:hAnsi="Consolas"/>
-          <w:color w:val="8B1A1A"/>
+          <w:color w:val="000000"/>
           <w:sz w:val="19"/>
         </w:rPr>
         <w:t>ket_qua/khao_sat_nguon.json</w:t>
@@ -68,7 +68,7 @@
         <w:tc>
           <w:tcPr>
             <w:tcW w:type="dxa" w:w="1392"/>
-            <w:shd w:val="clear" w:color="auto" w:fill="D9E2F3"/>
+            <w:shd w:val="clear" w:color="auto" w:fill="E7E6E6"/>
           </w:tcPr>
           <w:p>
             <w:r>
@@ -88,7 +88,7 @@
         <w:tc>
           <w:tcPr>
             <w:tcW w:type="dxa" w:w="1392"/>
-            <w:shd w:val="clear" w:color="auto" w:fill="D9E2F3"/>
+            <w:shd w:val="clear" w:color="auto" w:fill="E7E6E6"/>
           </w:tcPr>
           <w:p>
             <w:r>
@@ -108,7 +108,7 @@
         <w:tc>
           <w:tcPr>
             <w:tcW w:type="dxa" w:w="1392"/>
-            <w:shd w:val="clear" w:color="auto" w:fill="D9E2F3"/>
+            <w:shd w:val="clear" w:color="auto" w:fill="E7E6E6"/>
           </w:tcPr>
           <w:p>
             <w:r>
@@ -128,7 +128,7 @@
         <w:tc>
           <w:tcPr>
             <w:tcW w:type="dxa" w:w="1392"/>
-            <w:shd w:val="clear" w:color="auto" w:fill="D9E2F3"/>
+            <w:shd w:val="clear" w:color="auto" w:fill="E7E6E6"/>
           </w:tcPr>
           <w:p>
             <w:r>
@@ -148,7 +148,7 @@
         <w:tc>
           <w:tcPr>
             <w:tcW w:type="dxa" w:w="1392"/>
-            <w:shd w:val="clear" w:color="auto" w:fill="D9E2F3"/>
+            <w:shd w:val="clear" w:color="auto" w:fill="E7E6E6"/>
           </w:tcPr>
           <w:p>
             <w:r>
@@ -168,7 +168,7 @@
         <w:tc>
           <w:tcPr>
             <w:tcW w:type="dxa" w:w="1392"/>
-            <w:shd w:val="clear" w:color="auto" w:fill="D9E2F3"/>
+            <w:shd w:val="clear" w:color="auto" w:fill="E7E6E6"/>
           </w:tcPr>
           <w:p>
             <w:r>
@@ -188,7 +188,7 @@
         <w:tc>
           <w:tcPr>
             <w:tcW w:type="dxa" w:w="1392"/>
-            <w:shd w:val="clear" w:color="auto" w:fill="D9E2F3"/>
+            <w:shd w:val="clear" w:color="auto" w:fill="E7E6E6"/>
           </w:tcPr>
           <w:p>
             <w:r>
@@ -250,7 +250,7 @@
             <w:r>
               <w:rPr>
                 <w:rFonts w:ascii="Consolas" w:hAnsi="Consolas"/>
-                <w:color w:val="8B1A1A"/>
+                <w:color w:val="000000"/>
                 <w:sz w:val="18"/>
               </w:rPr>
               <w:t>9d8d210c9f6a36c8f3cd84045668c9b7800ef517</w:t>
@@ -364,7 +364,7 @@
             <w:r>
               <w:rPr>
                 <w:rFonts w:ascii="Consolas" w:hAnsi="Consolas"/>
-                <w:color w:val="8B1A1A"/>
+                <w:color w:val="000000"/>
                 <w:sz w:val="18"/>
               </w:rPr>
               <w:t>509ad79710ed4f46ff5c282ed5640c1aa9ac3f30</w:t>
@@ -472,7 +472,7 @@
             <w:r>
               <w:rPr>
                 <w:rFonts w:ascii="Consolas" w:hAnsi="Consolas"/>
-                <w:color w:val="8B1A1A"/>
+                <w:color w:val="000000"/>
                 <w:sz w:val="18"/>
               </w:rPr>
               <w:t>29dcec074de168ac2bf835a77ef68bbe069194c5</w:t>
@@ -656,7 +656,7 @@
         <w:tc>
           <w:tcPr>
             <w:tcW w:type="dxa" w:w="1949"/>
-            <w:shd w:val="clear" w:color="auto" w:fill="D9E2F3"/>
+            <w:shd w:val="clear" w:color="auto" w:fill="E7E6E6"/>
           </w:tcPr>
           <w:p>
             <w:r>
@@ -676,7 +676,7 @@
         <w:tc>
           <w:tcPr>
             <w:tcW w:type="dxa" w:w="1949"/>
-            <w:shd w:val="clear" w:color="auto" w:fill="D9E2F3"/>
+            <w:shd w:val="clear" w:color="auto" w:fill="E7E6E6"/>
           </w:tcPr>
           <w:p>
             <w:r>
@@ -696,7 +696,7 @@
         <w:tc>
           <w:tcPr>
             <w:tcW w:type="dxa" w:w="1949"/>
-            <w:shd w:val="clear" w:color="auto" w:fill="D9E2F3"/>
+            <w:shd w:val="clear" w:color="auto" w:fill="E7E6E6"/>
           </w:tcPr>
           <w:p>
             <w:r>
@@ -716,7 +716,7 @@
         <w:tc>
           <w:tcPr>
             <w:tcW w:type="dxa" w:w="1949"/>
-            <w:shd w:val="clear" w:color="auto" w:fill="D9E2F3"/>
+            <w:shd w:val="clear" w:color="auto" w:fill="E7E6E6"/>
           </w:tcPr>
           <w:p>
             <w:r>
@@ -736,7 +736,7 @@
         <w:tc>
           <w:tcPr>
             <w:tcW w:type="dxa" w:w="1949"/>
-            <w:shd w:val="clear" w:color="auto" w:fill="D9E2F3"/>
+            <w:shd w:val="clear" w:color="auto" w:fill="E7E6E6"/>
           </w:tcPr>
           <w:p>
             <w:r>
@@ -764,7 +764,7 @@
             <w:r>
               <w:rPr>
                 <w:rFonts w:ascii="Consolas" w:hAnsi="Consolas"/>
-                <w:color w:val="8B1A1A"/>
+                <w:color w:val="000000"/>
                 <w:sz w:val="18"/>
               </w:rPr>
               <w:t>source</w:t>
@@ -838,7 +838,7 @@
             <w:r>
               <w:rPr>
                 <w:rFonts w:ascii="Consolas" w:hAnsi="Consolas"/>
-                <w:color w:val="8B1A1A"/>
+                <w:color w:val="000000"/>
                 <w:sz w:val="18"/>
               </w:rPr>
               <w:t>problem</w:t>
@@ -912,7 +912,7 @@
             <w:r>
               <w:rPr>
                 <w:rFonts w:ascii="Consolas" w:hAnsi="Consolas"/>
-                <w:color w:val="8B1A1A"/>
+                <w:color w:val="000000"/>
                 <w:sz w:val="18"/>
               </w:rPr>
               <w:t>solution</w:t>
@@ -986,7 +986,7 @@
             <w:r>
               <w:rPr>
                 <w:rFonts w:ascii="Consolas" w:hAnsi="Consolas"/>
-                <w:color w:val="8B1A1A"/>
+                <w:color w:val="000000"/>
                 <w:sz w:val="18"/>
               </w:rPr>
               <w:t>messages</w:t>
@@ -1064,7 +1064,7 @@
       <w:r>
         <w:rPr>
           <w:rFonts w:ascii="Consolas" w:hAnsi="Consolas"/>
-          <w:color w:val="8B1A1A"/>
+          <w:color w:val="000000"/>
           <w:sz w:val="19"/>
         </w:rPr>
         <w:t>source</w:t>
@@ -1089,7 +1089,7 @@
       <w:r>
         <w:rPr>
           <w:rFonts w:ascii="Consolas" w:hAnsi="Consolas"/>
-          <w:color w:val="8B1A1A"/>
+          <w:color w:val="000000"/>
           <w:sz w:val="19"/>
         </w:rPr>
         <w:t>split:shard:row</w:t>
@@ -1123,7 +1123,7 @@
         <w:tc>
           <w:tcPr>
             <w:tcW w:type="dxa" w:w="1949"/>
-            <w:shd w:val="clear" w:color="auto" w:fill="D9E2F3"/>
+            <w:shd w:val="clear" w:color="auto" w:fill="E7E6E6"/>
           </w:tcPr>
           <w:p>
             <w:r>
@@ -1143,7 +1143,7 @@
         <w:tc>
           <w:tcPr>
             <w:tcW w:type="dxa" w:w="1949"/>
-            <w:shd w:val="clear" w:color="auto" w:fill="D9E2F3"/>
+            <w:shd w:val="clear" w:color="auto" w:fill="E7E6E6"/>
           </w:tcPr>
           <w:p>
             <w:r>
@@ -1163,7 +1163,7 @@
         <w:tc>
           <w:tcPr>
             <w:tcW w:type="dxa" w:w="1949"/>
-            <w:shd w:val="clear" w:color="auto" w:fill="D9E2F3"/>
+            <w:shd w:val="clear" w:color="auto" w:fill="E7E6E6"/>
           </w:tcPr>
           <w:p>
             <w:r>
@@ -1183,7 +1183,7 @@
         <w:tc>
           <w:tcPr>
             <w:tcW w:type="dxa" w:w="1949"/>
-            <w:shd w:val="clear" w:color="auto" w:fill="D9E2F3"/>
+            <w:shd w:val="clear" w:color="auto" w:fill="E7E6E6"/>
           </w:tcPr>
           <w:p>
             <w:r>
@@ -1203,7 +1203,7 @@
         <w:tc>
           <w:tcPr>
             <w:tcW w:type="dxa" w:w="1949"/>
-            <w:shd w:val="clear" w:color="auto" w:fill="D9E2F3"/>
+            <w:shd w:val="clear" w:color="auto" w:fill="E7E6E6"/>
           </w:tcPr>
           <w:p>
             <w:r>
@@ -1231,7 +1231,7 @@
             <w:r>
               <w:rPr>
                 <w:rFonts w:ascii="Consolas" w:hAnsi="Consolas"/>
-                <w:color w:val="8B1A1A"/>
+                <w:color w:val="000000"/>
                 <w:sz w:val="18"/>
               </w:rPr>
               <w:t>id</w:t>
@@ -1305,7 +1305,7 @@
             <w:r>
               <w:rPr>
                 <w:rFonts w:ascii="Consolas" w:hAnsi="Consolas"/>
-                <w:color w:val="8B1A1A"/>
+                <w:color w:val="000000"/>
                 <w:sz w:val="18"/>
               </w:rPr>
               <w:t>nl_statement</w:t>
@@ -1379,7 +1379,7 @@
             <w:r>
               <w:rPr>
                 <w:rFonts w:ascii="Consolas" w:hAnsi="Consolas"/>
-                <w:color w:val="8B1A1A"/>
+                <w:color w:val="000000"/>
                 <w:sz w:val="18"/>
               </w:rPr>
               <w:t>nl_proof</w:t>
@@ -1453,7 +1453,7 @@
             <w:r>
               <w:rPr>
                 <w:rFonts w:ascii="Consolas" w:hAnsi="Consolas"/>
-                <w:color w:val="8B1A1A"/>
+                <w:color w:val="000000"/>
                 <w:sz w:val="18"/>
               </w:rPr>
               <w:t>formal_statement</w:t>
@@ -1527,7 +1527,7 @@
             <w:r>
               <w:rPr>
                 <w:rFonts w:ascii="Consolas" w:hAnsi="Consolas"/>
-                <w:color w:val="8B1A1A"/>
+                <w:color w:val="000000"/>
                 <w:sz w:val="18"/>
               </w:rPr>
               <w:t>src_header</w:t>
@@ -1625,7 +1625,7 @@
         <w:tc>
           <w:tcPr>
             <w:tcW w:type="dxa" w:w="2436"/>
-            <w:shd w:val="clear" w:color="auto" w:fill="D9E2F3"/>
+            <w:shd w:val="clear" w:color="auto" w:fill="E7E6E6"/>
           </w:tcPr>
           <w:p>
             <w:r>
@@ -1645,7 +1645,7 @@
         <w:tc>
           <w:tcPr>
             <w:tcW w:type="dxa" w:w="2436"/>
-            <w:shd w:val="clear" w:color="auto" w:fill="D9E2F3"/>
+            <w:shd w:val="clear" w:color="auto" w:fill="E7E6E6"/>
           </w:tcPr>
           <w:p>
             <w:r>
@@ -1665,7 +1665,7 @@
         <w:tc>
           <w:tcPr>
             <w:tcW w:type="dxa" w:w="2436"/>
-            <w:shd w:val="clear" w:color="auto" w:fill="D9E2F3"/>
+            <w:shd w:val="clear" w:color="auto" w:fill="E7E6E6"/>
           </w:tcPr>
           <w:p>
             <w:r>
@@ -1685,7 +1685,7 @@
         <w:tc>
           <w:tcPr>
             <w:tcW w:type="dxa" w:w="2436"/>
-            <w:shd w:val="clear" w:color="auto" w:fill="D9E2F3"/>
+            <w:shd w:val="clear" w:color="auto" w:fill="E7E6E6"/>
           </w:tcPr>
           <w:p>
             <w:r>
@@ -1713,7 +1713,7 @@
             <w:r>
               <w:rPr>
                 <w:rFonts w:ascii="Consolas" w:hAnsi="Consolas"/>
-                <w:color w:val="8B1A1A"/>
+                <w:color w:val="000000"/>
                 <w:sz w:val="20"/>
               </w:rPr>
               <w:t>url</w:t>
@@ -1727,7 +1727,7 @@
             <w:r>
               <w:rPr>
                 <w:rFonts w:ascii="Consolas" w:hAnsi="Consolas"/>
-                <w:color w:val="8B1A1A"/>
+                <w:color w:val="000000"/>
                 <w:sz w:val="20"/>
               </w:rPr>
               <w:t>commit</w:t>
@@ -1777,7 +1777,7 @@
             <w:r>
               <w:rPr>
                 <w:rFonts w:ascii="Consolas" w:hAnsi="Consolas"/>
-                <w:color w:val="8B1A1A"/>
+                <w:color w:val="000000"/>
                 <w:sz w:val="20"/>
               </w:rPr>
               <w:t>29dcec07</w:t>
@@ -1795,7 +1795,7 @@
             <w:r>
               <w:rPr>
                 <w:rFonts w:ascii="Consolas" w:hAnsi="Consolas"/>
-                <w:color w:val="8B1A1A"/>
+                <w:color w:val="000000"/>
                 <w:sz w:val="20"/>
               </w:rPr>
               <w:t>file_path</w:t>
@@ -1845,7 +1845,7 @@
             <w:r>
               <w:rPr>
                 <w:rFonts w:ascii="Consolas" w:hAnsi="Consolas"/>
-                <w:color w:val="8B1A1A"/>
+                <w:color w:val="000000"/>
                 <w:sz w:val="20"/>
               </w:rPr>
               <w:t>Mathlib/Algebra/Lie/SkewAdjoint.lean</w:t>
@@ -1863,7 +1863,7 @@
             <w:r>
               <w:rPr>
                 <w:rFonts w:ascii="Consolas" w:hAnsi="Consolas"/>
-                <w:color w:val="8B1A1A"/>
+                <w:color w:val="000000"/>
                 <w:sz w:val="20"/>
               </w:rPr>
               <w:t>full_name</w:t>
@@ -1923,7 +1923,7 @@
             <w:r>
               <w:rPr>
                 <w:rFonts w:ascii="Consolas" w:hAnsi="Consolas"/>
-                <w:color w:val="8B1A1A"/>
+                <w:color w:val="000000"/>
                 <w:sz w:val="20"/>
               </w:rPr>
               <w:t>start</w:t>
@@ -1937,7 +1937,7 @@
             <w:r>
               <w:rPr>
                 <w:rFonts w:ascii="Consolas" w:hAnsi="Consolas"/>
-                <w:color w:val="8B1A1A"/>
+                <w:color w:val="000000"/>
                 <w:sz w:val="20"/>
               </w:rPr>
               <w:t>end</w:t>
@@ -1991,7 +1991,7 @@
             <w:r>
               <w:rPr>
                 <w:rFonts w:ascii="Consolas" w:hAnsi="Consolas"/>
-                <w:color w:val="8B1A1A"/>
+                <w:color w:val="000000"/>
                 <w:sz w:val="20"/>
               </w:rPr>
               <w:t>traced_tactics</w:t>
@@ -2051,7 +2051,7 @@
       <w:r>
         <w:rPr>
           <w:rFonts w:ascii="Consolas" w:hAnsi="Consolas"/>
-          <w:color w:val="8B1A1A"/>
+          <w:color w:val="000000"/>
           <w:sz w:val="19"/>
         </w:rPr>
         <w:t>corpus.jsonl</w:t>
@@ -2062,7 +2062,7 @@
       <w:r>
         <w:rPr>
           <w:rFonts w:ascii="Consolas" w:hAnsi="Consolas"/>
-          <w:color w:val="8B1A1A"/>
+          <w:color w:val="000000"/>
           <w:sz w:val="19"/>
         </w:rPr>
         <w:t>full_name</w:t>
@@ -2073,7 +2073,7 @@
       <w:r>
         <w:rPr>
           <w:rFonts w:ascii="Consolas" w:hAnsi="Consolas"/>
-          <w:color w:val="8B1A1A"/>
+          <w:color w:val="000000"/>
           <w:sz w:val="19"/>
         </w:rPr>
         <w:t>code</w:t>
@@ -2084,7 +2084,7 @@
       <w:r>
         <w:rPr>
           <w:rFonts w:ascii="Consolas" w:hAnsi="Consolas"/>
-          <w:color w:val="8B1A1A"/>
+          <w:color w:val="000000"/>
           <w:sz w:val="19"/>
         </w:rPr>
         <w:t>kind</w:t>
@@ -2095,7 +2095,7 @@
       <w:r>
         <w:rPr>
           <w:rFonts w:ascii="Consolas" w:hAnsi="Consolas"/>
-          <w:color w:val="8B1A1A"/>
+          <w:color w:val="000000"/>
           <w:sz w:val="19"/>
         </w:rPr>
         <w:t>start</w:t>
@@ -2106,7 +2106,7 @@
       <w:r>
         <w:rPr>
           <w:rFonts w:ascii="Consolas" w:hAnsi="Consolas"/>
-          <w:color w:val="8B1A1A"/>
+          <w:color w:val="000000"/>
           <w:sz w:val="19"/>
         </w:rPr>
         <w:t>end</w:t>
@@ -2126,7 +2126,7 @@
       <w:r>
         <w:rPr>
           <w:rFonts w:ascii="Consolas" w:hAnsi="Consolas"/>
-          <w:color w:val="8B1A1A"/>
+          <w:color w:val="000000"/>
           <w:sz w:val="19"/>
         </w:rPr>
         <w:t>file_path + full_name</w:t>
@@ -2153,7 +2153,7 @@
       <w:r>
         <w:rPr>
           <w:rFonts w:ascii="Consolas" w:hAnsi="Consolas"/>
-          <w:color w:val="8B1A1A"/>
+          <w:color w:val="000000"/>
           <w:sz w:val="19"/>
         </w:rPr>
         <w:t>novel_premises</w:t>
@@ -2164,7 +2164,7 @@
       <w:r>
         <w:rPr>
           <w:rFonts w:ascii="Consolas" w:hAnsi="Consolas"/>
-          <w:color w:val="8B1A1A"/>
+          <w:color w:val="000000"/>
           <w:sz w:val="19"/>
         </w:rPr>
         <w:t>extra_json</w:t>
@@ -2191,7 +2191,7 @@
       <w:r>
         <w:rPr>
           <w:rFonts w:ascii="Consolas" w:hAnsi="Consolas"/>
-          <w:color w:val="8B1A1A"/>
+          <w:color w:val="000000"/>
           <w:sz w:val="19"/>
         </w:rPr>
         <w:t>record_id</w:t>
@@ -2202,7 +2202,7 @@
       <w:r>
         <w:rPr>
           <w:rFonts w:ascii="Consolas" w:hAnsi="Consolas"/>
-          <w:color w:val="8B1A1A"/>
+          <w:color w:val="000000"/>
           <w:sz w:val="19"/>
         </w:rPr>
         <w:t>source_record_key</w:t>
@@ -2229,7 +2229,7 @@
       <w:r>
         <w:rPr>
           <w:rFonts w:ascii="Consolas" w:hAnsi="Consolas"/>
-          <w:color w:val="8B1A1A"/>
+          <w:color w:val="000000"/>
           <w:sz w:val="19"/>
         </w:rPr>
         <w:t>formal_language</w:t>
@@ -2638,6 +2638,7 @@
     <w:rsid w:val="00FC693F"/>
     <w:rPr>
       <w:rFonts w:ascii="Times New Roman" w:hAnsi="Times New Roman" w:eastAsia="Times New Roman"/>
+      <w:color w:val="000000"/>
       <w:sz w:val="24"/>
     </w:rPr>
   </w:style>
@@ -2703,7 +2704,7 @@
       <w:rFonts w:ascii="Times New Roman" w:hAnsi="Times New Roman" w:eastAsia="Times New Roman" w:cs="Times New Roman"/>
       <w:b/>
       <w:bCs/>
-      <w:color w:val="1F3A68"/>
+      <w:color w:val="000000"/>
       <w:sz w:val="28"/>
       <w:szCs w:val="28"/>
     </w:rPr>
@@ -2727,7 +2728,7 @@
       <w:rFonts w:ascii="Times New Roman" w:hAnsi="Times New Roman" w:eastAsia="Times New Roman" w:cs="Times New Roman"/>
       <w:b/>
       <w:bCs/>
-      <w:color w:val="1F3A68"/>
+      <w:color w:val="000000"/>
       <w:sz w:val="26"/>
       <w:szCs w:val="26"/>
     </w:rPr>
@@ -2751,7 +2752,7 @@
       <w:rFonts w:ascii="Times New Roman" w:hAnsi="Times New Roman" w:eastAsia="Times New Roman" w:cs="Times New Roman"/>
       <w:b/>
       <w:bCs/>
-      <w:color w:val="1F3A68"/>
+      <w:color w:val="000000"/>
     </w:rPr>
   </w:style>
   <w:style w:type="paragraph" w:styleId="Heading4">
@@ -2776,7 +2777,7 @@
       <w:bCs/>
       <w:i/>
       <w:iCs/>
-      <w:color w:val="1F3A68"/>
+      <w:color w:val="000000"/>
     </w:rPr>
   </w:style>
   <w:style w:type="paragraph" w:styleId="Heading5">
@@ -2797,7 +2798,7 @@
     </w:pPr>
     <w:rPr>
       <w:rFonts w:asciiTheme="majorHAnsi" w:eastAsiaTheme="majorEastAsia" w:hAnsiTheme="majorHAnsi" w:cstheme="majorBidi"/>
-      <w:color w:val="243F60" w:themeColor="accent1" w:themeShade="7F"/>
+      <w:color w:val="000000"/>
     </w:rPr>
   </w:style>
   <w:style w:type="paragraph" w:styleId="Heading6">
@@ -2820,7 +2821,7 @@
       <w:rFonts w:asciiTheme="majorHAnsi" w:eastAsiaTheme="majorEastAsia" w:hAnsiTheme="majorHAnsi" w:cstheme="majorBidi"/>
       <w:i/>
       <w:iCs/>
-      <w:color w:val="243F60" w:themeColor="accent1" w:themeShade="7F"/>
+      <w:color w:val="000000"/>
     </w:rPr>
   </w:style>
   <w:style w:type="paragraph" w:styleId="Heading7">
@@ -2843,7 +2844,7 @@
       <w:rFonts w:asciiTheme="majorHAnsi" w:eastAsiaTheme="majorEastAsia" w:hAnsiTheme="majorHAnsi" w:cstheme="majorBidi"/>
       <w:i/>
       <w:iCs/>
-      <w:color w:val="404040" w:themeColor="text1" w:themeTint="BF"/>
+      <w:color w:val="000000"/>
     </w:rPr>
   </w:style>
   <w:style w:type="paragraph" w:styleId="Heading8">
@@ -2864,7 +2865,7 @@
     </w:pPr>
     <w:rPr>
       <w:rFonts w:asciiTheme="majorHAnsi" w:eastAsiaTheme="majorEastAsia" w:hAnsiTheme="majorHAnsi" w:cstheme="majorBidi"/>
-      <w:color w:val="4F81BD" w:themeColor="accent1"/>
+      <w:color w:val="000000"/>
       <w:sz w:val="20"/>
       <w:szCs w:val="20"/>
     </w:rPr>
@@ -2889,7 +2890,7 @@
       <w:rFonts w:asciiTheme="majorHAnsi" w:eastAsiaTheme="majorEastAsia" w:hAnsiTheme="majorHAnsi" w:cstheme="majorBidi"/>
       <w:i/>
       <w:iCs/>
-      <w:color w:val="404040" w:themeColor="text1" w:themeTint="BF"/>
+      <w:color w:val="000000"/>
       <w:sz w:val="20"/>
       <w:szCs w:val="20"/>
     </w:rPr>
@@ -2940,7 +2941,7 @@
       <w:rFonts w:asciiTheme="majorHAnsi" w:eastAsiaTheme="majorEastAsia" w:hAnsiTheme="majorHAnsi" w:cstheme="majorBidi"/>
       <w:b/>
       <w:bCs/>
-      <w:color w:val="365F91" w:themeColor="accent1" w:themeShade="BF"/>
+      <w:color w:val="000000"/>
       <w:sz w:val="28"/>
       <w:szCs w:val="28"/>
     </w:rPr>
@@ -2955,7 +2956,7 @@
       <w:rFonts w:asciiTheme="majorHAnsi" w:eastAsiaTheme="majorEastAsia" w:hAnsiTheme="majorHAnsi" w:cstheme="majorBidi"/>
       <w:b/>
       <w:bCs/>
-      <w:color w:val="4F81BD" w:themeColor="accent1"/>
+      <w:color w:val="000000"/>
       <w:sz w:val="26"/>
       <w:szCs w:val="26"/>
     </w:rPr>
@@ -2970,7 +2971,7 @@
       <w:rFonts w:asciiTheme="majorHAnsi" w:eastAsiaTheme="majorEastAsia" w:hAnsiTheme="majorHAnsi" w:cstheme="majorBidi"/>
       <w:b/>
       <w:bCs/>
-      <w:color w:val="4F81BD" w:themeColor="accent1"/>
+      <w:color w:val="000000"/>
     </w:rPr>
   </w:style>
   <w:style w:type="paragraph" w:styleId="Title">
@@ -2990,7 +2991,7 @@
     </w:pPr>
     <w:rPr>
       <w:rFonts w:ascii="Times New Roman" w:hAnsi="Times New Roman" w:eastAsia="Times New Roman" w:cs="Times New Roman"/>
-      <w:color w:val="1F3A68"/>
+      <w:color w:val="000000"/>
       <w:spacing w:val="5"/>
       <w:kern w:val="28"/>
       <w:sz w:val="52"/>
@@ -3005,7 +3006,7 @@
     <w:rsid w:val="00FC693F"/>
     <w:rPr>
       <w:rFonts w:asciiTheme="majorHAnsi" w:eastAsiaTheme="majorEastAsia" w:hAnsiTheme="majorHAnsi" w:cstheme="majorBidi"/>
-      <w:color w:val="17365D" w:themeColor="text2" w:themeShade="BF"/>
+      <w:color w:val="000000"/>
       <w:spacing w:val="5"/>
       <w:kern w:val="28"/>
       <w:sz w:val="52"/>
@@ -3029,7 +3030,7 @@
       <w:rFonts w:asciiTheme="majorHAnsi" w:eastAsiaTheme="majorEastAsia" w:hAnsiTheme="majorHAnsi" w:cstheme="majorBidi"/>
       <w:i/>
       <w:iCs/>
-      <w:color w:val="4F81BD" w:themeColor="accent1"/>
+      <w:color w:val="000000"/>
       <w:spacing w:val="15"/>
       <w:sz w:val="24"/>
       <w:szCs w:val="24"/>
@@ -3045,7 +3046,7 @@
       <w:rFonts w:asciiTheme="majorHAnsi" w:eastAsiaTheme="majorEastAsia" w:hAnsiTheme="majorHAnsi" w:cstheme="majorBidi"/>
       <w:i/>
       <w:iCs/>
-      <w:color w:val="4F81BD" w:themeColor="accent1"/>
+      <w:color w:val="000000"/>
       <w:spacing w:val="15"/>
       <w:sz w:val="24"/>
       <w:szCs w:val="24"/>
@@ -3317,7 +3318,7 @@
     <w:rPr>
       <w:i/>
       <w:iCs/>
-      <w:color w:val="000000" w:themeColor="text1"/>
+      <w:color w:val="000000"/>
     </w:rPr>
   </w:style>
   <w:style w:type="character" w:customStyle="1" w:styleId="QuoteChar">
@@ -3329,7 +3330,7 @@
     <w:rPr>
       <w:i/>
       <w:iCs/>
-      <w:color w:val="000000" w:themeColor="text1"/>
+      <w:color w:val="000000"/>
     </w:rPr>
   </w:style>
   <w:style w:type="character" w:customStyle="1" w:styleId="Heading4Char">
@@ -3345,7 +3346,7 @@
       <w:bCs/>
       <w:i/>
       <w:iCs/>
-      <w:color w:val="4F81BD" w:themeColor="accent1"/>
+      <w:color w:val="000000"/>
     </w:rPr>
   </w:style>
   <w:style w:type="character" w:customStyle="1" w:styleId="Heading5Char">
@@ -3357,7 +3358,7 @@
     <w:rsid w:val="00FC693F"/>
     <w:rPr>
       <w:rFonts w:asciiTheme="majorHAnsi" w:eastAsiaTheme="majorEastAsia" w:hAnsiTheme="majorHAnsi" w:cstheme="majorBidi"/>
-      <w:color w:val="243F60" w:themeColor="accent1" w:themeShade="7F"/>
+      <w:color w:val="000000"/>
     </w:rPr>
   </w:style>
   <w:style w:type="character" w:customStyle="1" w:styleId="Heading6Char">
@@ -3371,7 +3372,7 @@
       <w:rFonts w:asciiTheme="majorHAnsi" w:eastAsiaTheme="majorEastAsia" w:hAnsiTheme="majorHAnsi" w:cstheme="majorBidi"/>
       <w:i/>
       <w:iCs/>
-      <w:color w:val="243F60" w:themeColor="accent1" w:themeShade="7F"/>
+      <w:color w:val="000000"/>
     </w:rPr>
   </w:style>
   <w:style w:type="character" w:customStyle="1" w:styleId="Heading7Char">
@@ -3385,7 +3386,7 @@
       <w:rFonts w:asciiTheme="majorHAnsi" w:eastAsiaTheme="majorEastAsia" w:hAnsiTheme="majorHAnsi" w:cstheme="majorBidi"/>
       <w:i/>
       <w:iCs/>
-      <w:color w:val="404040" w:themeColor="text1" w:themeTint="BF"/>
+      <w:color w:val="000000"/>
     </w:rPr>
   </w:style>
   <w:style w:type="character" w:customStyle="1" w:styleId="Heading8Char">
@@ -3397,7 +3398,7 @@
     <w:rsid w:val="00FC693F"/>
     <w:rPr>
       <w:rFonts w:asciiTheme="majorHAnsi" w:eastAsiaTheme="majorEastAsia" w:hAnsiTheme="majorHAnsi" w:cstheme="majorBidi"/>
-      <w:color w:val="4F81BD" w:themeColor="accent1"/>
+      <w:color w:val="000000"/>
       <w:sz w:val="20"/>
       <w:szCs w:val="20"/>
     </w:rPr>
@@ -3413,7 +3414,7 @@
       <w:rFonts w:asciiTheme="majorHAnsi" w:eastAsiaTheme="majorEastAsia" w:hAnsiTheme="majorHAnsi" w:cstheme="majorBidi"/>
       <w:i/>
       <w:iCs/>
-      <w:color w:val="404040" w:themeColor="text1" w:themeTint="BF"/>
+      <w:color w:val="000000"/>
       <w:sz w:val="20"/>
       <w:szCs w:val="20"/>
     </w:rPr>
@@ -3433,7 +3434,7 @@
     <w:rPr>
       <w:b/>
       <w:bCs/>
-      <w:color w:val="4F81BD" w:themeColor="accent1"/>
+      <w:color w:val="000000"/>
       <w:sz w:val="18"/>
       <w:szCs w:val="18"/>
     </w:rPr>
@@ -3480,7 +3481,7 @@
       <w:bCs/>
       <w:i/>
       <w:iCs/>
-      <w:color w:val="4F81BD" w:themeColor="accent1"/>
+      <w:color w:val="000000"/>
     </w:rPr>
   </w:style>
   <w:style w:type="character" w:customStyle="1" w:styleId="IntenseQuoteChar">
@@ -3494,7 +3495,7 @@
       <w:bCs/>
       <w:i/>
       <w:iCs/>
-      <w:color w:val="4F81BD" w:themeColor="accent1"/>
+      <w:color w:val="000000"/>
     </w:rPr>
   </w:style>
   <w:style w:type="character" w:styleId="SubtleEmphasis">
@@ -3506,7 +3507,7 @@
     <w:rPr>
       <w:i/>
       <w:iCs/>
-      <w:color w:val="808080" w:themeColor="text1" w:themeTint="7F"/>
+      <w:color w:val="000000"/>
     </w:rPr>
   </w:style>
   <w:style w:type="character" w:styleId="IntenseEmphasis">
@@ -3520,7 +3521,7 @@
       <w:bCs/>
       <w:i/>
       <w:iCs/>
-      <w:color w:val="4F81BD" w:themeColor="accent1"/>
+      <w:color w:val="000000"/>
     </w:rPr>
   </w:style>
   <w:style w:type="character" w:styleId="SubtleReference">
@@ -3531,7 +3532,7 @@
     <w:rsid w:val="00FC693F"/>
     <w:rPr>
       <w:smallCaps/>
-      <w:color w:val="C0504D" w:themeColor="accent2"/>
+      <w:color w:val="000000"/>
       <w:u w:val="single"/>
     </w:rPr>
   </w:style>
@@ -3545,7 +3546,7 @@
       <w:b/>
       <w:bCs/>
       <w:smallCaps/>
-      <w:color w:val="C0504D" w:themeColor="accent2"/>
+      <w:color w:val="000000"/>
       <w:spacing w:val="5"/>
       <w:u w:val="single"/>
     </w:rPr>
@@ -3611,7 +3612,7 @@
       <w:spacing w:after="0" w:line="240" w:lineRule="auto"/>
     </w:pPr>
     <w:rPr>
-      <w:color w:val="000000" w:themeColor="text1" w:themeShade="BF"/>
+      <w:color w:val="000000"/>
     </w:rPr>
     <w:tblPr>
       <w:tblStyleRowBandSize w:val="1"/>
@@ -3714,7 +3715,7 @@
       <w:spacing w:after="0" w:line="240" w:lineRule="auto"/>
     </w:pPr>
     <w:rPr>
-      <w:color w:val="365F91" w:themeColor="accent1" w:themeShade="BF"/>
+      <w:color w:val="000000"/>
     </w:rPr>
     <w:tblPr>
       <w:tblStyleRowBandSize w:val="1"/>
@@ -3817,7 +3818,7 @@
       <w:spacing w:after="0" w:line="240" w:lineRule="auto"/>
     </w:pPr>
     <w:rPr>
-      <w:color w:val="943634" w:themeColor="accent2" w:themeShade="BF"/>
+      <w:color w:val="000000"/>
     </w:rPr>
     <w:tblPr>
       <w:tblStyleRowBandSize w:val="1"/>
@@ -3920,7 +3921,7 @@
       <w:spacing w:after="0" w:line="240" w:lineRule="auto"/>
     </w:pPr>
     <w:rPr>
-      <w:color w:val="76923C" w:themeColor="accent3" w:themeShade="BF"/>
+      <w:color w:val="000000"/>
     </w:rPr>
     <w:tblPr>
       <w:tblStyleRowBandSize w:val="1"/>
@@ -4023,7 +4024,7 @@
       <w:spacing w:after="0" w:line="240" w:lineRule="auto"/>
     </w:pPr>
     <w:rPr>
-      <w:color w:val="5F497A" w:themeColor="accent4" w:themeShade="BF"/>
+      <w:color w:val="000000"/>
     </w:rPr>
     <w:tblPr>
       <w:tblStyleRowBandSize w:val="1"/>
@@ -4126,7 +4127,7 @@
       <w:spacing w:after="0" w:line="240" w:lineRule="auto"/>
     </w:pPr>
     <w:rPr>
-      <w:color w:val="31849B" w:themeColor="accent5" w:themeShade="BF"/>
+      <w:color w:val="000000"/>
     </w:rPr>
     <w:tblPr>
       <w:tblStyleRowBandSize w:val="1"/>
@@ -4229,7 +4230,7 @@
       <w:spacing w:after="0" w:line="240" w:lineRule="auto"/>
     </w:pPr>
     <w:rPr>
-      <w:color w:val="E36C0A" w:themeColor="accent6" w:themeShade="BF"/>
+      <w:color w:val="000000"/>
     </w:rPr>
     <w:tblPr>
       <w:tblStyleRowBandSize w:val="1"/>
@@ -4355,7 +4356,7 @@
       <w:rPr>
         <w:b/>
         <w:bCs/>
-        <w:color w:val="FFFFFF" w:themeColor="background1"/>
+        <w:color w:val="000000"/>
       </w:rPr>
       <w:tblPr/>
       <w:tcPr>
@@ -4447,7 +4448,7 @@
       <w:rPr>
         <w:b/>
         <w:bCs/>
-        <w:color w:val="FFFFFF" w:themeColor="background1"/>
+        <w:color w:val="000000"/>
       </w:rPr>
       <w:tblPr/>
       <w:tcPr>
@@ -4539,7 +4540,7 @@
       <w:rPr>
         <w:b/>
         <w:bCs/>
-        <w:color w:val="FFFFFF" w:themeColor="background1"/>
+        <w:color w:val="000000"/>
       </w:rPr>
       <w:tblPr/>
       <w:tcPr>
@@ -4631,7 +4632,7 @@
       <w:rPr>
         <w:b/>
         <w:bCs/>
-        <w:color w:val="FFFFFF" w:themeColor="background1"/>
+        <w:color w:val="000000"/>
       </w:rPr>
       <w:tblPr/>
       <w:tcPr>
@@ -4723,7 +4724,7 @@
       <w:rPr>
         <w:b/>
         <w:bCs/>
-        <w:color w:val="FFFFFF" w:themeColor="background1"/>
+        <w:color w:val="000000"/>
       </w:rPr>
       <w:tblPr/>
       <w:tcPr>
@@ -4815,7 +4816,7 @@
       <w:rPr>
         <w:b/>
         <w:bCs/>
-        <w:color w:val="FFFFFF" w:themeColor="background1"/>
+        <w:color w:val="000000"/>
       </w:rPr>
       <w:tblPr/>
       <w:tcPr>
@@ -4907,7 +4908,7 @@
       <w:rPr>
         <w:b/>
         <w:bCs/>
-        <w:color w:val="FFFFFF" w:themeColor="background1"/>
+        <w:color w:val="000000"/>
       </w:rPr>
       <w:tblPr/>
       <w:tcPr>
@@ -5910,7 +5911,7 @@
       <w:rPr>
         <w:b/>
         <w:bCs/>
-        <w:color w:val="FFFFFF" w:themeColor="background1"/>
+        <w:color w:val="000000"/>
       </w:rPr>
       <w:tblPr/>
       <w:tcPr>
@@ -6016,7 +6017,7 @@
       <w:rPr>
         <w:b/>
         <w:bCs/>
-        <w:color w:val="FFFFFF" w:themeColor="background1"/>
+        <w:color w:val="000000"/>
       </w:rPr>
       <w:tblPr/>
       <w:tcPr>
@@ -6122,7 +6123,7 @@
       <w:rPr>
         <w:b/>
         <w:bCs/>
-        <w:color w:val="FFFFFF" w:themeColor="background1"/>
+        <w:color w:val="000000"/>
       </w:rPr>
       <w:tblPr/>
       <w:tcPr>
@@ -6228,7 +6229,7 @@
       <w:rPr>
         <w:b/>
         <w:bCs/>
-        <w:color w:val="FFFFFF" w:themeColor="background1"/>
+        <w:color w:val="000000"/>
       </w:rPr>
       <w:tblPr/>
       <w:tcPr>
@@ -6334,7 +6335,7 @@
       <w:rPr>
         <w:b/>
         <w:bCs/>
-        <w:color w:val="FFFFFF" w:themeColor="background1"/>
+        <w:color w:val="000000"/>
       </w:rPr>
       <w:tblPr/>
       <w:tcPr>
@@ -6440,7 +6441,7 @@
       <w:rPr>
         <w:b/>
         <w:bCs/>
-        <w:color w:val="FFFFFF" w:themeColor="background1"/>
+        <w:color w:val="000000"/>
       </w:rPr>
       <w:tblPr/>
       <w:tcPr>
@@ -6546,7 +6547,7 @@
       <w:rPr>
         <w:b/>
         <w:bCs/>
-        <w:color w:val="FFFFFF" w:themeColor="background1"/>
+        <w:color w:val="000000"/>
       </w:rPr>
       <w:tblPr/>
       <w:tcPr>
@@ -6649,7 +6650,7 @@
       <w:rPr>
         <w:b/>
         <w:bCs/>
-        <w:color w:val="FFFFFF" w:themeColor="background1"/>
+        <w:color w:val="000000"/>
       </w:rPr>
       <w:tblPr/>
       <w:tcPr>
@@ -6669,7 +6670,7 @@
         <w:spacing w:before="0" w:after="0" w:line="240" w:lineRule="auto"/>
       </w:pPr>
       <w:rPr>
-        <w:color w:val="auto"/>
+        <w:color w:val="000000"/>
       </w:rPr>
       <w:tblPr/>
       <w:tcPr>
@@ -6688,7 +6689,7 @@
       <w:rPr>
         <w:b/>
         <w:bCs/>
-        <w:color w:val="FFFFFF" w:themeColor="background1"/>
+        <w:color w:val="000000"/>
       </w:rPr>
       <w:tblPr/>
       <w:tcPr>
@@ -6707,7 +6708,7 @@
       <w:rPr>
         <w:b/>
         <w:bCs/>
-        <w:color w:val="FFFFFF" w:themeColor="background1"/>
+        <w:color w:val="000000"/>
       </w:rPr>
       <w:tblPr/>
       <w:tcPr>
@@ -6753,7 +6754,7 @@
     </w:tblStylePr>
     <w:tblStylePr w:type="nwCell">
       <w:rPr>
-        <w:color w:val="FFFFFF" w:themeColor="background1"/>
+        <w:color w:val="000000"/>
       </w:rPr>
       <w:tblPr/>
       <w:tcPr>
@@ -6798,7 +6799,7 @@
       <w:rPr>
         <w:b/>
         <w:bCs/>
-        <w:color w:val="FFFFFF" w:themeColor="background1"/>
+        <w:color w:val="000000"/>
       </w:rPr>
       <w:tblPr/>
       <w:tcPr>
@@ -6818,7 +6819,7 @@
         <w:spacing w:before="0" w:after="0" w:line="240" w:lineRule="auto"/>
       </w:pPr>
       <w:rPr>
-        <w:color w:val="auto"/>
+        <w:color w:val="000000"/>
       </w:rPr>
       <w:tblPr/>
       <w:tcPr>
@@ -6837,7 +6838,7 @@
       <w:rPr>
         <w:b/>
         <w:bCs/>
-        <w:color w:val="FFFFFF" w:themeColor="background1"/>
+        <w:color w:val="000000"/>
       </w:rPr>
       <w:tblPr/>
       <w:tcPr>
@@ -6856,7 +6857,7 @@
       <w:rPr>
         <w:b/>
         <w:bCs/>
-        <w:color w:val="FFFFFF" w:themeColor="background1"/>
+        <w:color w:val="000000"/>
       </w:rPr>
       <w:tblPr/>
       <w:tcPr>
@@ -6902,7 +6903,7 @@
     </w:tblStylePr>
     <w:tblStylePr w:type="nwCell">
       <w:rPr>
-        <w:color w:val="FFFFFF" w:themeColor="background1"/>
+        <w:color w:val="000000"/>
       </w:rPr>
       <w:tblPr/>
       <w:tcPr>
@@ -6947,7 +6948,7 @@
       <w:rPr>
         <w:b/>
         <w:bCs/>
-        <w:color w:val="FFFFFF" w:themeColor="background1"/>
+        <w:color w:val="000000"/>
       </w:rPr>
       <w:tblPr/>
       <w:tcPr>
@@ -6967,7 +6968,7 @@
         <w:spacing w:before="0" w:after="0" w:line="240" w:lineRule="auto"/>
       </w:pPr>
       <w:rPr>
-        <w:color w:val="auto"/>
+        <w:color w:val="000000"/>
       </w:rPr>
       <w:tblPr/>
       <w:tcPr>
@@ -6986,7 +6987,7 @@
       <w:rPr>
         <w:b/>
         <w:bCs/>
-        <w:color w:val="FFFFFF" w:themeColor="background1"/>
+        <w:color w:val="000000"/>
       </w:rPr>
       <w:tblPr/>
       <w:tcPr>
@@ -7005,7 +7006,7 @@
       <w:rPr>
         <w:b/>
         <w:bCs/>
-        <w:color w:val="FFFFFF" w:themeColor="background1"/>
+        <w:color w:val="000000"/>
       </w:rPr>
       <w:tblPr/>
       <w:tcPr>
@@ -7051,7 +7052,7 @@
     </w:tblStylePr>
     <w:tblStylePr w:type="nwCell">
       <w:rPr>
-        <w:color w:val="FFFFFF" w:themeColor="background1"/>
+        <w:color w:val="000000"/>
       </w:rPr>
       <w:tblPr/>
       <w:tcPr>
@@ -7096,7 +7097,7 @@
       <w:rPr>
         <w:b/>
         <w:bCs/>
-        <w:color w:val="FFFFFF" w:themeColor="background1"/>
+        <w:color w:val="000000"/>
       </w:rPr>
       <w:tblPr/>
       <w:tcPr>
@@ -7116,7 +7117,7 @@
         <w:spacing w:before="0" w:after="0" w:line="240" w:lineRule="auto"/>
       </w:pPr>
       <w:rPr>
-        <w:color w:val="auto"/>
+        <w:color w:val="000000"/>
       </w:rPr>
       <w:tblPr/>
       <w:tcPr>
@@ -7135,7 +7136,7 @@
       <w:rPr>
         <w:b/>
         <w:bCs/>
-        <w:color w:val="FFFFFF" w:themeColor="background1"/>
+        <w:color w:val="000000"/>
       </w:rPr>
       <w:tblPr/>
       <w:tcPr>
@@ -7154,7 +7155,7 @@
       <w:rPr>
         <w:b/>
         <w:bCs/>
-        <w:color w:val="FFFFFF" w:themeColor="background1"/>
+        <w:color w:val="000000"/>
       </w:rPr>
       <w:tblPr/>
       <w:tcPr>
@@ -7200,7 +7201,7 @@
     </w:tblStylePr>
     <w:tblStylePr w:type="nwCell">
       <w:rPr>
-        <w:color w:val="FFFFFF" w:themeColor="background1"/>
+        <w:color w:val="000000"/>
       </w:rPr>
       <w:tblPr/>
       <w:tcPr>
@@ -7245,7 +7246,7 @@
       <w:rPr>
         <w:b/>
         <w:bCs/>
-        <w:color w:val="FFFFFF" w:themeColor="background1"/>
+        <w:color w:val="000000"/>
       </w:rPr>
       <w:tblPr/>
       <w:tcPr>
@@ -7265,7 +7266,7 @@
         <w:spacing w:before="0" w:after="0" w:line="240" w:lineRule="auto"/>
       </w:pPr>
       <w:rPr>
-        <w:color w:val="auto"/>
+        <w:color w:val="000000"/>
       </w:rPr>
       <w:tblPr/>
       <w:tcPr>
@@ -7284,7 +7285,7 @@
       <w:rPr>
         <w:b/>
         <w:bCs/>
-        <w:color w:val="FFFFFF" w:themeColor="background1"/>
+        <w:color w:val="000000"/>
       </w:rPr>
       <w:tblPr/>
       <w:tcPr>
@@ -7303,7 +7304,7 @@
       <w:rPr>
         <w:b/>
         <w:bCs/>
-        <w:color w:val="FFFFFF" w:themeColor="background1"/>
+        <w:color w:val="000000"/>
       </w:rPr>
       <w:tblPr/>
       <w:tcPr>
@@ -7349,7 +7350,7 @@
     </w:tblStylePr>
     <w:tblStylePr w:type="nwCell">
       <w:rPr>
-        <w:color w:val="FFFFFF" w:themeColor="background1"/>
+        <w:color w:val="000000"/>
       </w:rPr>
       <w:tblPr/>
       <w:tcPr>
@@ -7394,7 +7395,7 @@
       <w:rPr>
         <w:b/>
         <w:bCs/>
-        <w:color w:val="FFFFFF" w:themeColor="background1"/>
+        <w:color w:val="000000"/>
       </w:rPr>
       <w:tblPr/>
       <w:tcPr>
@@ -7414,7 +7415,7 @@
         <w:spacing w:before="0" w:after="0" w:line="240" w:lineRule="auto"/>
       </w:pPr>
       <w:rPr>
-        <w:color w:val="auto"/>
+        <w:color w:val="000000"/>
       </w:rPr>
       <w:tblPr/>
       <w:tcPr>
@@ -7433,7 +7434,7 @@
       <w:rPr>
         <w:b/>
         <w:bCs/>
-        <w:color w:val="FFFFFF" w:themeColor="background1"/>
+        <w:color w:val="000000"/>
       </w:rPr>
       <w:tblPr/>
       <w:tcPr>
@@ -7452,7 +7453,7 @@
       <w:rPr>
         <w:b/>
         <w:bCs/>
-        <w:color w:val="FFFFFF" w:themeColor="background1"/>
+        <w:color w:val="000000"/>
       </w:rPr>
       <w:tblPr/>
       <w:tcPr>
@@ -7498,7 +7499,7 @@
     </w:tblStylePr>
     <w:tblStylePr w:type="nwCell">
       <w:rPr>
-        <w:color w:val="FFFFFF" w:themeColor="background1"/>
+        <w:color w:val="000000"/>
       </w:rPr>
       <w:tblPr/>
       <w:tcPr>
@@ -7543,7 +7544,7 @@
       <w:rPr>
         <w:b/>
         <w:bCs/>
-        <w:color w:val="FFFFFF" w:themeColor="background1"/>
+        <w:color w:val="000000"/>
       </w:rPr>
       <w:tblPr/>
       <w:tcPr>
@@ -7563,7 +7564,7 @@
         <w:spacing w:before="0" w:after="0" w:line="240" w:lineRule="auto"/>
       </w:pPr>
       <w:rPr>
-        <w:color w:val="auto"/>
+        <w:color w:val="000000"/>
       </w:rPr>
       <w:tblPr/>
       <w:tcPr>
@@ -7582,7 +7583,7 @@
       <w:rPr>
         <w:b/>
         <w:bCs/>
-        <w:color w:val="FFFFFF" w:themeColor="background1"/>
+        <w:color w:val="000000"/>
       </w:rPr>
       <w:tblPr/>
       <w:tcPr>
@@ -7601,7 +7602,7 @@
       <w:rPr>
         <w:b/>
         <w:bCs/>
-        <w:color w:val="FFFFFF" w:themeColor="background1"/>
+        <w:color w:val="000000"/>
       </w:rPr>
       <w:tblPr/>
       <w:tcPr>
@@ -7647,7 +7648,7 @@
     </w:tblStylePr>
     <w:tblStylePr w:type="nwCell">
       <w:rPr>
-        <w:color w:val="FFFFFF" w:themeColor="background1"/>
+        <w:color w:val="000000"/>
       </w:rPr>
       <w:tblPr/>
       <w:tcPr>
@@ -7671,7 +7672,7 @@
       <w:spacing w:after="0" w:line="240" w:lineRule="auto"/>
     </w:pPr>
     <w:rPr>
-      <w:color w:val="000000" w:themeColor="text1"/>
+      <w:color w:val="000000"/>
     </w:rPr>
     <w:tblPr>
       <w:tblStyleRowBandSize w:val="1"/>
@@ -7704,7 +7705,7 @@
       <w:rPr>
         <w:b/>
         <w:bCs/>
-        <w:color w:val="1F497D" w:themeColor="text2"/>
+        <w:color w:val="000000"/>
       </w:rPr>
       <w:tblPr/>
       <w:tcPr>
@@ -7755,7 +7756,7 @@
       <w:spacing w:after="0" w:line="240" w:lineRule="auto"/>
     </w:pPr>
     <w:rPr>
-      <w:color w:val="000000" w:themeColor="text1"/>
+      <w:color w:val="000000"/>
     </w:rPr>
     <w:tblPr>
       <w:tblStyleRowBandSize w:val="1"/>
@@ -7788,7 +7789,7 @@
       <w:rPr>
         <w:b/>
         <w:bCs/>
-        <w:color w:val="1F497D" w:themeColor="text2"/>
+        <w:color w:val="000000"/>
       </w:rPr>
       <w:tblPr/>
       <w:tcPr>
@@ -7839,7 +7840,7 @@
       <w:spacing w:after="0" w:line="240" w:lineRule="auto"/>
     </w:pPr>
     <w:rPr>
-      <w:color w:val="000000" w:themeColor="text1"/>
+      <w:color w:val="000000"/>
     </w:rPr>
     <w:tblPr>
       <w:tblStyleRowBandSize w:val="1"/>
@@ -7872,7 +7873,7 @@
       <w:rPr>
         <w:b/>
         <w:bCs/>
-        <w:color w:val="1F497D" w:themeColor="text2"/>
+        <w:color w:val="000000"/>
       </w:rPr>
       <w:tblPr/>
       <w:tcPr>
@@ -7923,7 +7924,7 @@
       <w:spacing w:after="0" w:line="240" w:lineRule="auto"/>
     </w:pPr>
     <w:rPr>
-      <w:color w:val="000000" w:themeColor="text1"/>
+      <w:color w:val="000000"/>
     </w:rPr>
     <w:tblPr>
       <w:tblStyleRowBandSize w:val="1"/>
@@ -7956,7 +7957,7 @@
       <w:rPr>
         <w:b/>
         <w:bCs/>
-        <w:color w:val="1F497D" w:themeColor="text2"/>
+        <w:color w:val="000000"/>
       </w:rPr>
       <w:tblPr/>
       <w:tcPr>
@@ -8007,7 +8008,7 @@
       <w:spacing w:after="0" w:line="240" w:lineRule="auto"/>
     </w:pPr>
     <w:rPr>
-      <w:color w:val="000000" w:themeColor="text1"/>
+      <w:color w:val="000000"/>
     </w:rPr>
     <w:tblPr>
       <w:tblStyleRowBandSize w:val="1"/>
@@ -8040,7 +8041,7 @@
       <w:rPr>
         <w:b/>
         <w:bCs/>
-        <w:color w:val="1F497D" w:themeColor="text2"/>
+        <w:color w:val="000000"/>
       </w:rPr>
       <w:tblPr/>
       <w:tcPr>
@@ -8091,7 +8092,7 @@
       <w:spacing w:after="0" w:line="240" w:lineRule="auto"/>
     </w:pPr>
     <w:rPr>
-      <w:color w:val="000000" w:themeColor="text1"/>
+      <w:color w:val="000000"/>
     </w:rPr>
     <w:tblPr>
       <w:tblStyleRowBandSize w:val="1"/>
@@ -8124,7 +8125,7 @@
       <w:rPr>
         <w:b/>
         <w:bCs/>
-        <w:color w:val="1F497D" w:themeColor="text2"/>
+        <w:color w:val="000000"/>
       </w:rPr>
       <w:tblPr/>
       <w:tcPr>
@@ -8175,7 +8176,7 @@
       <w:spacing w:after="0" w:line="240" w:lineRule="auto"/>
     </w:pPr>
     <w:rPr>
-      <w:color w:val="000000" w:themeColor="text1"/>
+      <w:color w:val="000000"/>
     </w:rPr>
     <w:tblPr>
       <w:tblStyleRowBandSize w:val="1"/>
@@ -8208,7 +8209,7 @@
       <w:rPr>
         <w:b/>
         <w:bCs/>
-        <w:color w:val="1F497D" w:themeColor="text2"/>
+        <w:color w:val="000000"/>
       </w:rPr>
       <w:tblPr/>
       <w:tcPr>
@@ -8260,7 +8261,7 @@
     </w:pPr>
     <w:rPr>
       <w:rFonts w:asciiTheme="majorHAnsi" w:eastAsiaTheme="majorEastAsia" w:hAnsiTheme="majorHAnsi" w:cstheme="majorBidi"/>
-      <w:color w:val="000000" w:themeColor="text1"/>
+      <w:color w:val="000000"/>
     </w:rPr>
     <w:tblPr>
       <w:tblStyleRowBandSize w:val="1"/>
@@ -8388,7 +8389,7 @@
     </w:pPr>
     <w:rPr>
       <w:rFonts w:asciiTheme="majorHAnsi" w:eastAsiaTheme="majorEastAsia" w:hAnsiTheme="majorHAnsi" w:cstheme="majorBidi"/>
-      <w:color w:val="000000" w:themeColor="text1"/>
+      <w:color w:val="000000"/>
     </w:rPr>
     <w:tblPr>
       <w:tblStyleRowBandSize w:val="1"/>
@@ -8516,7 +8517,7 @@
     </w:pPr>
     <w:rPr>
       <w:rFonts w:asciiTheme="majorHAnsi" w:eastAsiaTheme="majorEastAsia" w:hAnsiTheme="majorHAnsi" w:cstheme="majorBidi"/>
-      <w:color w:val="000000" w:themeColor="text1"/>
+      <w:color w:val="000000"/>
     </w:rPr>
     <w:tblPr>
       <w:tblStyleRowBandSize w:val="1"/>
@@ -8644,7 +8645,7 @@
     </w:pPr>
     <w:rPr>
       <w:rFonts w:asciiTheme="majorHAnsi" w:eastAsiaTheme="majorEastAsia" w:hAnsiTheme="majorHAnsi" w:cstheme="majorBidi"/>
-      <w:color w:val="000000" w:themeColor="text1"/>
+      <w:color w:val="000000"/>
     </w:rPr>
     <w:tblPr>
       <w:tblStyleRowBandSize w:val="1"/>
@@ -8772,7 +8773,7 @@
     </w:pPr>
     <w:rPr>
       <w:rFonts w:asciiTheme="majorHAnsi" w:eastAsiaTheme="majorEastAsia" w:hAnsiTheme="majorHAnsi" w:cstheme="majorBidi"/>
-      <w:color w:val="000000" w:themeColor="text1"/>
+      <w:color w:val="000000"/>
     </w:rPr>
     <w:tblPr>
       <w:tblStyleRowBandSize w:val="1"/>
@@ -8900,7 +8901,7 @@
     </w:pPr>
     <w:rPr>
       <w:rFonts w:asciiTheme="majorHAnsi" w:eastAsiaTheme="majorEastAsia" w:hAnsiTheme="majorHAnsi" w:cstheme="majorBidi"/>
-      <w:color w:val="000000" w:themeColor="text1"/>
+      <w:color w:val="000000"/>
     </w:rPr>
     <w:tblPr>
       <w:tblStyleRowBandSize w:val="1"/>
@@ -9028,7 +9029,7 @@
     </w:pPr>
     <w:rPr>
       <w:rFonts w:asciiTheme="majorHAnsi" w:eastAsiaTheme="majorEastAsia" w:hAnsiTheme="majorHAnsi" w:cstheme="majorBidi"/>
-      <w:color w:val="000000" w:themeColor="text1"/>
+      <w:color w:val="000000"/>
     </w:rPr>
     <w:tblPr>
       <w:tblStyleRowBandSize w:val="1"/>
@@ -9667,7 +9668,7 @@
     </w:pPr>
     <w:rPr>
       <w:rFonts w:asciiTheme="majorHAnsi" w:eastAsiaTheme="majorEastAsia" w:hAnsiTheme="majorHAnsi" w:cstheme="majorBidi"/>
-      <w:color w:val="000000" w:themeColor="text1"/>
+      <w:color w:val="000000"/>
     </w:rPr>
     <w:tblPr>
       <w:tblStyleRowBandSize w:val="1"/>
@@ -9695,7 +9696,7 @@
       <w:rPr>
         <w:b/>
         <w:bCs/>
-        <w:color w:val="000000" w:themeColor="text1"/>
+        <w:color w:val="000000"/>
       </w:rPr>
       <w:tblPr/>
       <w:tcPr>
@@ -9706,7 +9707,7 @@
       <w:rPr>
         <w:b/>
         <w:bCs/>
-        <w:color w:val="000000" w:themeColor="text1"/>
+        <w:color w:val="000000"/>
       </w:rPr>
       <w:tblPr/>
       <w:tcPr>
@@ -9725,7 +9726,7 @@
       <w:rPr>
         <w:b/>
         <w:bCs/>
-        <w:color w:val="000000" w:themeColor="text1"/>
+        <w:color w:val="000000"/>
       </w:rPr>
       <w:tblPr/>
       <w:tcPr>
@@ -9744,7 +9745,7 @@
       <w:rPr>
         <w:b w:val="0"/>
         <w:bCs w:val="0"/>
-        <w:color w:val="000000" w:themeColor="text1"/>
+        <w:color w:val="000000"/>
       </w:rPr>
       <w:tblPr/>
       <w:tcPr>
@@ -9792,7 +9793,7 @@
     </w:pPr>
     <w:rPr>
       <w:rFonts w:asciiTheme="majorHAnsi" w:eastAsiaTheme="majorEastAsia" w:hAnsiTheme="majorHAnsi" w:cstheme="majorBidi"/>
-      <w:color w:val="000000" w:themeColor="text1"/>
+      <w:color w:val="000000"/>
     </w:rPr>
     <w:tblPr>
       <w:tblStyleRowBandSize w:val="1"/>
@@ -9820,7 +9821,7 @@
       <w:rPr>
         <w:b/>
         <w:bCs/>
-        <w:color w:val="000000" w:themeColor="text1"/>
+        <w:color w:val="000000"/>
       </w:rPr>
       <w:tblPr/>
       <w:tcPr>
@@ -9831,7 +9832,7 @@
       <w:rPr>
         <w:b/>
         <w:bCs/>
-        <w:color w:val="000000" w:themeColor="text1"/>
+        <w:color w:val="000000"/>
       </w:rPr>
       <w:tblPr/>
       <w:tcPr>
@@ -9850,7 +9851,7 @@
       <w:rPr>
         <w:b/>
         <w:bCs/>
-        <w:color w:val="000000" w:themeColor="text1"/>
+        <w:color w:val="000000"/>
       </w:rPr>
       <w:tblPr/>
       <w:tcPr>
@@ -9869,7 +9870,7 @@
       <w:rPr>
         <w:b w:val="0"/>
         <w:bCs w:val="0"/>
-        <w:color w:val="000000" w:themeColor="text1"/>
+        <w:color w:val="000000"/>
       </w:rPr>
       <w:tblPr/>
       <w:tcPr>
@@ -9917,7 +9918,7 @@
     </w:pPr>
     <w:rPr>
       <w:rFonts w:asciiTheme="majorHAnsi" w:eastAsiaTheme="majorEastAsia" w:hAnsiTheme="majorHAnsi" w:cstheme="majorBidi"/>
-      <w:color w:val="000000" w:themeColor="text1"/>
+      <w:color w:val="000000"/>
     </w:rPr>
     <w:tblPr>
       <w:tblStyleRowBandSize w:val="1"/>
@@ -9945,7 +9946,7 @@
       <w:rPr>
         <w:b/>
         <w:bCs/>
-        <w:color w:val="000000" w:themeColor="text1"/>
+        <w:color w:val="000000"/>
       </w:rPr>
       <w:tblPr/>
       <w:tcPr>
@@ -9956,7 +9957,7 @@
       <w:rPr>
         <w:b/>
         <w:bCs/>
-        <w:color w:val="000000" w:themeColor="text1"/>
+        <w:color w:val="000000"/>
       </w:rPr>
       <w:tblPr/>
       <w:tcPr>
@@ -9975,7 +9976,7 @@
       <w:rPr>
         <w:b/>
         <w:bCs/>
-        <w:color w:val="000000" w:themeColor="text1"/>
+        <w:color w:val="000000"/>
       </w:rPr>
       <w:tblPr/>
       <w:tcPr>
@@ -9994,7 +9995,7 @@
       <w:rPr>
         <w:b w:val="0"/>
         <w:bCs w:val="0"/>
-        <w:color w:val="000000" w:themeColor="text1"/>
+        <w:color w:val="000000"/>
       </w:rPr>
       <w:tblPr/>
       <w:tcPr>
@@ -10042,7 +10043,7 @@
     </w:pPr>
     <w:rPr>
       <w:rFonts w:asciiTheme="majorHAnsi" w:eastAsiaTheme="majorEastAsia" w:hAnsiTheme="majorHAnsi" w:cstheme="majorBidi"/>
-      <w:color w:val="000000" w:themeColor="text1"/>
+      <w:color w:val="000000"/>
     </w:rPr>
     <w:tblPr>
       <w:tblStyleRowBandSize w:val="1"/>
@@ -10070,7 +10071,7 @@
       <w:rPr>
         <w:b/>
         <w:bCs/>
-        <w:color w:val="000000" w:themeColor="text1"/>
+        <w:color w:val="000000"/>
       </w:rPr>
       <w:tblPr/>
       <w:tcPr>
@@ -10081,7 +10082,7 @@
       <w:rPr>
         <w:b/>
         <w:bCs/>
-        <w:color w:val="000000" w:themeColor="text1"/>
+        <w:color w:val="000000"/>
       </w:rPr>
       <w:tblPr/>
       <w:tcPr>
@@ -10100,7 +10101,7 @@
       <w:rPr>
         <w:b/>
         <w:bCs/>
-        <w:color w:val="000000" w:themeColor="text1"/>
+        <w:color w:val="000000"/>
       </w:rPr>
       <w:tblPr/>
       <w:tcPr>
@@ -10119,7 +10120,7 @@
       <w:rPr>
         <w:b w:val="0"/>
         <w:bCs w:val="0"/>
-        <w:color w:val="000000" w:themeColor="text1"/>
+        <w:color w:val="000000"/>
       </w:rPr>
       <w:tblPr/>
       <w:tcPr>
@@ -10167,7 +10168,7 @@
     </w:pPr>
     <w:rPr>
       <w:rFonts w:asciiTheme="majorHAnsi" w:eastAsiaTheme="majorEastAsia" w:hAnsiTheme="majorHAnsi" w:cstheme="majorBidi"/>
-      <w:color w:val="000000" w:themeColor="text1"/>
+      <w:color w:val="000000"/>
     </w:rPr>
     <w:tblPr>
       <w:tblStyleRowBandSize w:val="1"/>
@@ -10195,7 +10196,7 @@
       <w:rPr>
         <w:b/>
         <w:bCs/>
-        <w:color w:val="000000" w:themeColor="text1"/>
+        <w:color w:val="000000"/>
       </w:rPr>
       <w:tblPr/>
       <w:tcPr>
@@ -10206,7 +10207,7 @@
       <w:rPr>
         <w:b/>
         <w:bCs/>
-        <w:color w:val="000000" w:themeColor="text1"/>
+        <w:color w:val="000000"/>
       </w:rPr>
       <w:tblPr/>
       <w:tcPr>
@@ -10225,7 +10226,7 @@
       <w:rPr>
         <w:b/>
         <w:bCs/>
-        <w:color w:val="000000" w:themeColor="text1"/>
+        <w:color w:val="000000"/>
       </w:rPr>
       <w:tblPr/>
       <w:tcPr>
@@ -10244,7 +10245,7 @@
       <w:rPr>
         <w:b w:val="0"/>
         <w:bCs w:val="0"/>
-        <w:color w:val="000000" w:themeColor="text1"/>
+        <w:color w:val="000000"/>
       </w:rPr>
       <w:tblPr/>
       <w:tcPr>
@@ -10292,7 +10293,7 @@
     </w:pPr>
     <w:rPr>
       <w:rFonts w:asciiTheme="majorHAnsi" w:eastAsiaTheme="majorEastAsia" w:hAnsiTheme="majorHAnsi" w:cstheme="majorBidi"/>
-      <w:color w:val="000000" w:themeColor="text1"/>
+      <w:color w:val="000000"/>
     </w:rPr>
     <w:tblPr>
       <w:tblStyleRowBandSize w:val="1"/>
@@ -10320,7 +10321,7 @@
       <w:rPr>
         <w:b/>
         <w:bCs/>
-        <w:color w:val="000000" w:themeColor="text1"/>
+        <w:color w:val="000000"/>
       </w:rPr>
       <w:tblPr/>
       <w:tcPr>
@@ -10331,7 +10332,7 @@
       <w:rPr>
         <w:b/>
         <w:bCs/>
-        <w:color w:val="000000" w:themeColor="text1"/>
+        <w:color w:val="000000"/>
       </w:rPr>
       <w:tblPr/>
       <w:tcPr>
@@ -10350,7 +10351,7 @@
       <w:rPr>
         <w:b/>
         <w:bCs/>
-        <w:color w:val="000000" w:themeColor="text1"/>
+        <w:color w:val="000000"/>
       </w:rPr>
       <w:tblPr/>
       <w:tcPr>
@@ -10369,7 +10370,7 @@
       <w:rPr>
         <w:b w:val="0"/>
         <w:bCs w:val="0"/>
-        <w:color w:val="000000" w:themeColor="text1"/>
+        <w:color w:val="000000"/>
       </w:rPr>
       <w:tblPr/>
       <w:tcPr>
@@ -10417,7 +10418,7 @@
     </w:pPr>
     <w:rPr>
       <w:rFonts w:asciiTheme="majorHAnsi" w:eastAsiaTheme="majorEastAsia" w:hAnsiTheme="majorHAnsi" w:cstheme="majorBidi"/>
-      <w:color w:val="000000" w:themeColor="text1"/>
+      <w:color w:val="000000"/>
     </w:rPr>
     <w:tblPr>
       <w:tblStyleRowBandSize w:val="1"/>
@@ -10445,7 +10446,7 @@
       <w:rPr>
         <w:b/>
         <w:bCs/>
-        <w:color w:val="000000" w:themeColor="text1"/>
+        <w:color w:val="000000"/>
       </w:rPr>
       <w:tblPr/>
       <w:tcPr>
@@ -10456,7 +10457,7 @@
       <w:rPr>
         <w:b/>
         <w:bCs/>
-        <w:color w:val="000000" w:themeColor="text1"/>
+        <w:color w:val="000000"/>
       </w:rPr>
       <w:tblPr/>
       <w:tcPr>
@@ -10475,7 +10476,7 @@
       <w:rPr>
         <w:b/>
         <w:bCs/>
-        <w:color w:val="000000" w:themeColor="text1"/>
+        <w:color w:val="000000"/>
       </w:rPr>
       <w:tblPr/>
       <w:tcPr>
@@ -10494,7 +10495,7 @@
       <w:rPr>
         <w:b w:val="0"/>
         <w:bCs w:val="0"/>
-        <w:color w:val="000000" w:themeColor="text1"/>
+        <w:color w:val="000000"/>
       </w:rPr>
       <w:tblPr/>
       <w:tcPr>
@@ -10568,7 +10569,7 @@
         <w:bCs/>
         <w:i w:val="0"/>
         <w:iCs w:val="0"/>
-        <w:color w:val="FFFFFF" w:themeColor="background1"/>
+        <w:color w:val="000000"/>
       </w:rPr>
       <w:tblPr/>
       <w:tcPr>
@@ -10589,7 +10590,7 @@
         <w:bCs/>
         <w:i w:val="0"/>
         <w:iCs w:val="0"/>
-        <w:color w:val="FFFFFF" w:themeColor="background1"/>
+        <w:color w:val="000000"/>
       </w:rPr>
       <w:tblPr/>
       <w:tcPr>
@@ -10610,7 +10611,7 @@
         <w:bCs/>
         <w:i w:val="0"/>
         <w:iCs w:val="0"/>
-        <w:color w:val="FFFFFF" w:themeColor="background1"/>
+        <w:color w:val="000000"/>
       </w:rPr>
       <w:tblPr/>
       <w:tcPr>
@@ -10629,7 +10630,7 @@
         <w:bCs/>
         <w:i w:val="0"/>
         <w:iCs w:val="0"/>
-        <w:color w:val="FFFFFF" w:themeColor="background1"/>
+        <w:color w:val="000000"/>
       </w:rPr>
       <w:tblPr/>
       <w:tcPr>
@@ -10709,7 +10710,7 @@
         <w:bCs/>
         <w:i w:val="0"/>
         <w:iCs w:val="0"/>
-        <w:color w:val="FFFFFF" w:themeColor="background1"/>
+        <w:color w:val="000000"/>
       </w:rPr>
       <w:tblPr/>
       <w:tcPr>
@@ -10730,7 +10731,7 @@
         <w:bCs/>
         <w:i w:val="0"/>
         <w:iCs w:val="0"/>
-        <w:color w:val="FFFFFF" w:themeColor="background1"/>
+        <w:color w:val="000000"/>
       </w:rPr>
       <w:tblPr/>
       <w:tcPr>
@@ -10751,7 +10752,7 @@
         <w:bCs/>
         <w:i w:val="0"/>
         <w:iCs w:val="0"/>
-        <w:color w:val="FFFFFF" w:themeColor="background1"/>
+        <w:color w:val="000000"/>
       </w:rPr>
       <w:tblPr/>
       <w:tcPr>
@@ -10770,7 +10771,7 @@
         <w:bCs/>
         <w:i w:val="0"/>
         <w:iCs w:val="0"/>
-        <w:color w:val="FFFFFF" w:themeColor="background1"/>
+        <w:color w:val="000000"/>
       </w:rPr>
       <w:tblPr/>
       <w:tcPr>
@@ -10850,7 +10851,7 @@
         <w:bCs/>
         <w:i w:val="0"/>
         <w:iCs w:val="0"/>
-        <w:color w:val="FFFFFF" w:themeColor="background1"/>
+        <w:color w:val="000000"/>
       </w:rPr>
       <w:tblPr/>
       <w:tcPr>
@@ -10871,7 +10872,7 @@
         <w:bCs/>
         <w:i w:val="0"/>
         <w:iCs w:val="0"/>
-        <w:color w:val="FFFFFF" w:themeColor="background1"/>
+        <w:color w:val="000000"/>
       </w:rPr>
       <w:tblPr/>
       <w:tcPr>
@@ -10892,7 +10893,7 @@
         <w:bCs/>
         <w:i w:val="0"/>
         <w:iCs w:val="0"/>
-        <w:color w:val="FFFFFF" w:themeColor="background1"/>
+        <w:color w:val="000000"/>
       </w:rPr>
       <w:tblPr/>
       <w:tcPr>
@@ -10911,7 +10912,7 @@
         <w:bCs/>
         <w:i w:val="0"/>
         <w:iCs w:val="0"/>
-        <w:color w:val="FFFFFF" w:themeColor="background1"/>
+        <w:color w:val="000000"/>
       </w:rPr>
       <w:tblPr/>
       <w:tcPr>
@@ -10991,7 +10992,7 @@
         <w:bCs/>
         <w:i w:val="0"/>
         <w:iCs w:val="0"/>
-        <w:color w:val="FFFFFF" w:themeColor="background1"/>
+        <w:color w:val="000000"/>
       </w:rPr>
       <w:tblPr/>
       <w:tcPr>
@@ -11012,7 +11013,7 @@
         <w:bCs/>
         <w:i w:val="0"/>
         <w:iCs w:val="0"/>
-        <w:color w:val="FFFFFF" w:themeColor="background1"/>
+        <w:color w:val="000000"/>
       </w:rPr>
       <w:tblPr/>
       <w:tcPr>
@@ -11033,7 +11034,7 @@
         <w:bCs/>
         <w:i w:val="0"/>
         <w:iCs w:val="0"/>
-        <w:color w:val="FFFFFF" w:themeColor="background1"/>
+        <w:color w:val="000000"/>
       </w:rPr>
       <w:tblPr/>
       <w:tcPr>
@@ -11052,7 +11053,7 @@
         <w:bCs/>
         <w:i w:val="0"/>
         <w:iCs w:val="0"/>
-        <w:color w:val="FFFFFF" w:themeColor="background1"/>
+        <w:color w:val="000000"/>
       </w:rPr>
       <w:tblPr/>
       <w:tcPr>
@@ -11132,7 +11133,7 @@
         <w:bCs/>
         <w:i w:val="0"/>
         <w:iCs w:val="0"/>
-        <w:color w:val="FFFFFF" w:themeColor="background1"/>
+        <w:color w:val="000000"/>
       </w:rPr>
       <w:tblPr/>
       <w:tcPr>
@@ -11153,7 +11154,7 @@
         <w:bCs/>
         <w:i w:val="0"/>
         <w:iCs w:val="0"/>
-        <w:color w:val="FFFFFF" w:themeColor="background1"/>
+        <w:color w:val="000000"/>
       </w:rPr>
       <w:tblPr/>
       <w:tcPr>
@@ -11174,7 +11175,7 @@
         <w:bCs/>
         <w:i w:val="0"/>
         <w:iCs w:val="0"/>
-        <w:color w:val="FFFFFF" w:themeColor="background1"/>
+        <w:color w:val="000000"/>
       </w:rPr>
       <w:tblPr/>
       <w:tcPr>
@@ -11193,7 +11194,7 @@
         <w:bCs/>
         <w:i w:val="0"/>
         <w:iCs w:val="0"/>
-        <w:color w:val="FFFFFF" w:themeColor="background1"/>
+        <w:color w:val="000000"/>
       </w:rPr>
       <w:tblPr/>
       <w:tcPr>
@@ -11273,7 +11274,7 @@
         <w:bCs/>
         <w:i w:val="0"/>
         <w:iCs w:val="0"/>
-        <w:color w:val="FFFFFF" w:themeColor="background1"/>
+        <w:color w:val="000000"/>
       </w:rPr>
       <w:tblPr/>
       <w:tcPr>
@@ -11294,7 +11295,7 @@
         <w:bCs/>
         <w:i w:val="0"/>
         <w:iCs w:val="0"/>
-        <w:color w:val="FFFFFF" w:themeColor="background1"/>
+        <w:color w:val="000000"/>
       </w:rPr>
       <w:tblPr/>
       <w:tcPr>
@@ -11315,7 +11316,7 @@
         <w:bCs/>
         <w:i w:val="0"/>
         <w:iCs w:val="0"/>
-        <w:color w:val="FFFFFF" w:themeColor="background1"/>
+        <w:color w:val="000000"/>
       </w:rPr>
       <w:tblPr/>
       <w:tcPr>
@@ -11334,7 +11335,7 @@
         <w:bCs/>
         <w:i w:val="0"/>
         <w:iCs w:val="0"/>
-        <w:color w:val="FFFFFF" w:themeColor="background1"/>
+        <w:color w:val="000000"/>
       </w:rPr>
       <w:tblPr/>
       <w:tcPr>
@@ -11414,7 +11415,7 @@
         <w:bCs/>
         <w:i w:val="0"/>
         <w:iCs w:val="0"/>
-        <w:color w:val="FFFFFF" w:themeColor="background1"/>
+        <w:color w:val="000000"/>
       </w:rPr>
       <w:tblPr/>
       <w:tcPr>
@@ -11435,7 +11436,7 @@
         <w:bCs/>
         <w:i w:val="0"/>
         <w:iCs w:val="0"/>
-        <w:color w:val="FFFFFF" w:themeColor="background1"/>
+        <w:color w:val="000000"/>
       </w:rPr>
       <w:tblPr/>
       <w:tcPr>
@@ -11456,7 +11457,7 @@
         <w:bCs/>
         <w:i w:val="0"/>
         <w:iCs w:val="0"/>
-        <w:color w:val="FFFFFF" w:themeColor="background1"/>
+        <w:color w:val="000000"/>
       </w:rPr>
       <w:tblPr/>
       <w:tcPr>
@@ -11475,7 +11476,7 @@
         <w:bCs/>
         <w:i w:val="0"/>
         <w:iCs w:val="0"/>
-        <w:color w:val="FFFFFF" w:themeColor="background1"/>
+        <w:color w:val="000000"/>
       </w:rPr>
       <w:tblPr/>
       <w:tcPr>
@@ -11528,7 +11529,7 @@
       <w:spacing w:after="0" w:line="240" w:lineRule="auto"/>
     </w:pPr>
     <w:rPr>
-      <w:color w:val="FFFFFF" w:themeColor="background1"/>
+      <w:color w:val="000000"/>
     </w:rPr>
     <w:tblPr>
       <w:tblStyleRowBandSize w:val="1"/>
@@ -11642,7 +11643,7 @@
       <w:spacing w:after="0" w:line="240" w:lineRule="auto"/>
     </w:pPr>
     <w:rPr>
-      <w:color w:val="FFFFFF" w:themeColor="background1"/>
+      <w:color w:val="000000"/>
     </w:rPr>
     <w:tblPr>
       <w:tblStyleRowBandSize w:val="1"/>
@@ -11756,7 +11757,7 @@
       <w:spacing w:after="0" w:line="240" w:lineRule="auto"/>
     </w:pPr>
     <w:rPr>
-      <w:color w:val="FFFFFF" w:themeColor="background1"/>
+      <w:color w:val="000000"/>
     </w:rPr>
     <w:tblPr>
       <w:tblStyleRowBandSize w:val="1"/>
@@ -11870,7 +11871,7 @@
       <w:spacing w:after="0" w:line="240" w:lineRule="auto"/>
     </w:pPr>
     <w:rPr>
-      <w:color w:val="FFFFFF" w:themeColor="background1"/>
+      <w:color w:val="000000"/>
     </w:rPr>
     <w:tblPr>
       <w:tblStyleRowBandSize w:val="1"/>
@@ -11984,7 +11985,7 @@
       <w:spacing w:after="0" w:line="240" w:lineRule="auto"/>
     </w:pPr>
     <w:rPr>
-      <w:color w:val="FFFFFF" w:themeColor="background1"/>
+      <w:color w:val="000000"/>
     </w:rPr>
     <w:tblPr>
       <w:tblStyleRowBandSize w:val="1"/>
@@ -12098,7 +12099,7 @@
       <w:spacing w:after="0" w:line="240" w:lineRule="auto"/>
     </w:pPr>
     <w:rPr>
-      <w:color w:val="FFFFFF" w:themeColor="background1"/>
+      <w:color w:val="000000"/>
     </w:rPr>
     <w:tblPr>
       <w:tblStyleRowBandSize w:val="1"/>
@@ -12212,7 +12213,7 @@
       <w:spacing w:after="0" w:line="240" w:lineRule="auto"/>
     </w:pPr>
     <w:rPr>
-      <w:color w:val="FFFFFF" w:themeColor="background1"/>
+      <w:color w:val="000000"/>
     </w:rPr>
     <w:tblPr>
       <w:tblStyleRowBandSize w:val="1"/>
@@ -12326,7 +12327,7 @@
       <w:spacing w:after="0" w:line="240" w:lineRule="auto"/>
     </w:pPr>
     <w:rPr>
-      <w:color w:val="000000" w:themeColor="text1"/>
+      <w:color w:val="000000"/>
     </w:rPr>
     <w:tblPr>
       <w:tblStyleRowBandSize w:val="1"/>
@@ -12372,7 +12373,7 @@
       <w:rPr>
         <w:b/>
         <w:bCs/>
-        <w:color w:val="FFFFFF" w:themeColor="background1"/>
+        <w:color w:val="000000"/>
       </w:rPr>
       <w:tblPr/>
       <w:tcPr>
@@ -12384,7 +12385,7 @@
     </w:tblStylePr>
     <w:tblStylePr w:type="firstCol">
       <w:rPr>
-        <w:color w:val="FFFFFF" w:themeColor="background1"/>
+        <w:color w:val="000000"/>
       </w:rPr>
       <w:tblPr/>
       <w:tcPr>
@@ -12401,7 +12402,7 @@
     </w:tblStylePr>
     <w:tblStylePr w:type="lastCol">
       <w:rPr>
-        <w:color w:val="FFFFFF" w:themeColor="background1"/>
+        <w:color w:val="000000"/>
       </w:rPr>
       <w:tblPr/>
       <w:tcPr>
@@ -12430,12 +12431,12 @@
     </w:tblStylePr>
     <w:tblStylePr w:type="neCell">
       <w:rPr>
-        <w:color w:val="000000" w:themeColor="text1"/>
+        <w:color w:val="000000"/>
       </w:rPr>
     </w:tblStylePr>
     <w:tblStylePr w:type="nwCell">
       <w:rPr>
-        <w:color w:val="000000" w:themeColor="text1"/>
+        <w:color w:val="000000"/>
       </w:rPr>
     </w:tblStylePr>
   </w:style>
@@ -12448,7 +12449,7 @@
       <w:spacing w:after="0" w:line="240" w:lineRule="auto"/>
     </w:pPr>
     <w:rPr>
-      <w:color w:val="000000" w:themeColor="text1"/>
+      <w:color w:val="000000"/>
     </w:rPr>
     <w:tblPr>
       <w:tblStyleRowBandSize w:val="1"/>
@@ -12494,7 +12495,7 @@
       <w:rPr>
         <w:b/>
         <w:bCs/>
-        <w:color w:val="FFFFFF" w:themeColor="background1"/>
+        <w:color w:val="000000"/>
       </w:rPr>
       <w:tblPr/>
       <w:tcPr>
@@ -12506,7 +12507,7 @@
     </w:tblStylePr>
     <w:tblStylePr w:type="firstCol">
       <w:rPr>
-        <w:color w:val="FFFFFF" w:themeColor="background1"/>
+        <w:color w:val="000000"/>
       </w:rPr>
       <w:tblPr/>
       <w:tcPr>
@@ -12523,7 +12524,7 @@
     </w:tblStylePr>
     <w:tblStylePr w:type="lastCol">
       <w:rPr>
-        <w:color w:val="FFFFFF" w:themeColor="background1"/>
+        <w:color w:val="000000"/>
       </w:rPr>
       <w:tblPr/>
       <w:tcPr>
@@ -12552,12 +12553,12 @@
     </w:tblStylePr>
     <w:tblStylePr w:type="neCell">
       <w:rPr>
-        <w:color w:val="000000" w:themeColor="text1"/>
+        <w:color w:val="000000"/>
       </w:rPr>
     </w:tblStylePr>
     <w:tblStylePr w:type="nwCell">
       <w:rPr>
-        <w:color w:val="000000" w:themeColor="text1"/>
+        <w:color w:val="000000"/>
       </w:rPr>
     </w:tblStylePr>
   </w:style>
@@ -12570,7 +12571,7 @@
       <w:spacing w:after="0" w:line="240" w:lineRule="auto"/>
     </w:pPr>
     <w:rPr>
-      <w:color w:val="000000" w:themeColor="text1"/>
+      <w:color w:val="000000"/>
     </w:rPr>
     <w:tblPr>
       <w:tblStyleRowBandSize w:val="1"/>
@@ -12616,7 +12617,7 @@
       <w:rPr>
         <w:b/>
         <w:bCs/>
-        <w:color w:val="FFFFFF" w:themeColor="background1"/>
+        <w:color w:val="000000"/>
       </w:rPr>
       <w:tblPr/>
       <w:tcPr>
@@ -12628,7 +12629,7 @@
     </w:tblStylePr>
     <w:tblStylePr w:type="firstCol">
       <w:rPr>
-        <w:color w:val="FFFFFF" w:themeColor="background1"/>
+        <w:color w:val="000000"/>
       </w:rPr>
       <w:tblPr/>
       <w:tcPr>
@@ -12645,7 +12646,7 @@
     </w:tblStylePr>
     <w:tblStylePr w:type="lastCol">
       <w:rPr>
-        <w:color w:val="FFFFFF" w:themeColor="background1"/>
+        <w:color w:val="000000"/>
       </w:rPr>
       <w:tblPr/>
       <w:tcPr>
@@ -12674,12 +12675,12 @@
     </w:tblStylePr>
     <w:tblStylePr w:type="neCell">
       <w:rPr>
-        <w:color w:val="000000" w:themeColor="text1"/>
+        <w:color w:val="000000"/>
       </w:rPr>
     </w:tblStylePr>
     <w:tblStylePr w:type="nwCell">
       <w:rPr>
-        <w:color w:val="000000" w:themeColor="text1"/>
+        <w:color w:val="000000"/>
       </w:rPr>
     </w:tblStylePr>
   </w:style>
@@ -12692,7 +12693,7 @@
       <w:spacing w:after="0" w:line="240" w:lineRule="auto"/>
     </w:pPr>
     <w:rPr>
-      <w:color w:val="000000" w:themeColor="text1"/>
+      <w:color w:val="000000"/>
     </w:rPr>
     <w:tblPr>
       <w:tblStyleRowBandSize w:val="1"/>
@@ -12738,7 +12739,7 @@
       <w:rPr>
         <w:b/>
         <w:bCs/>
-        <w:color w:val="FFFFFF" w:themeColor="background1"/>
+        <w:color w:val="000000"/>
       </w:rPr>
       <w:tblPr/>
       <w:tcPr>
@@ -12750,7 +12751,7 @@
     </w:tblStylePr>
     <w:tblStylePr w:type="firstCol">
       <w:rPr>
-        <w:color w:val="FFFFFF" w:themeColor="background1"/>
+        <w:color w:val="000000"/>
       </w:rPr>
       <w:tblPr/>
       <w:tcPr>
@@ -12767,7 +12768,7 @@
     </w:tblStylePr>
     <w:tblStylePr w:type="lastCol">
       <w:rPr>
-        <w:color w:val="FFFFFF" w:themeColor="background1"/>
+        <w:color w:val="000000"/>
       </w:rPr>
       <w:tblPr/>
       <w:tcPr>
@@ -12804,7 +12805,7 @@
       <w:spacing w:after="0" w:line="240" w:lineRule="auto"/>
     </w:pPr>
     <w:rPr>
-      <w:color w:val="000000" w:themeColor="text1"/>
+      <w:color w:val="000000"/>
     </w:rPr>
     <w:tblPr>
       <w:tblStyleRowBandSize w:val="1"/>
@@ -12850,7 +12851,7 @@
       <w:rPr>
         <w:b/>
         <w:bCs/>
-        <w:color w:val="FFFFFF" w:themeColor="background1"/>
+        <w:color w:val="000000"/>
       </w:rPr>
       <w:tblPr/>
       <w:tcPr>
@@ -12862,7 +12863,7 @@
     </w:tblStylePr>
     <w:tblStylePr w:type="firstCol">
       <w:rPr>
-        <w:color w:val="FFFFFF" w:themeColor="background1"/>
+        <w:color w:val="000000"/>
       </w:rPr>
       <w:tblPr/>
       <w:tcPr>
@@ -12879,7 +12880,7 @@
     </w:tblStylePr>
     <w:tblStylePr w:type="lastCol">
       <w:rPr>
-        <w:color w:val="FFFFFF" w:themeColor="background1"/>
+        <w:color w:val="000000"/>
       </w:rPr>
       <w:tblPr/>
       <w:tcPr>
@@ -12908,12 +12909,12 @@
     </w:tblStylePr>
     <w:tblStylePr w:type="neCell">
       <w:rPr>
-        <w:color w:val="000000" w:themeColor="text1"/>
+        <w:color w:val="000000"/>
       </w:rPr>
     </w:tblStylePr>
     <w:tblStylePr w:type="nwCell">
       <w:rPr>
-        <w:color w:val="000000" w:themeColor="text1"/>
+        <w:color w:val="000000"/>
       </w:rPr>
     </w:tblStylePr>
   </w:style>
@@ -12926,7 +12927,7 @@
       <w:spacing w:after="0" w:line="240" w:lineRule="auto"/>
     </w:pPr>
     <w:rPr>
-      <w:color w:val="000000" w:themeColor="text1"/>
+      <w:color w:val="000000"/>
     </w:rPr>
     <w:tblPr>
       <w:tblStyleRowBandSize w:val="1"/>
@@ -12972,7 +12973,7 @@
       <w:rPr>
         <w:b/>
         <w:bCs/>
-        <w:color w:val="FFFFFF" w:themeColor="background1"/>
+        <w:color w:val="000000"/>
       </w:rPr>
       <w:tblPr/>
       <w:tcPr>
@@ -12984,7 +12985,7 @@
     </w:tblStylePr>
     <w:tblStylePr w:type="firstCol">
       <w:rPr>
-        <w:color w:val="FFFFFF" w:themeColor="background1"/>
+        <w:color w:val="000000"/>
       </w:rPr>
       <w:tblPr/>
       <w:tcPr>
@@ -13001,7 +13002,7 @@
     </w:tblStylePr>
     <w:tblStylePr w:type="lastCol">
       <w:rPr>
-        <w:color w:val="FFFFFF" w:themeColor="background1"/>
+        <w:color w:val="000000"/>
       </w:rPr>
       <w:tblPr/>
       <w:tcPr>
@@ -13030,12 +13031,12 @@
     </w:tblStylePr>
     <w:tblStylePr w:type="neCell">
       <w:rPr>
-        <w:color w:val="000000" w:themeColor="text1"/>
+        <w:color w:val="000000"/>
       </w:rPr>
     </w:tblStylePr>
     <w:tblStylePr w:type="nwCell">
       <w:rPr>
-        <w:color w:val="000000" w:themeColor="text1"/>
+        <w:color w:val="000000"/>
       </w:rPr>
     </w:tblStylePr>
   </w:style>
@@ -13048,7 +13049,7 @@
       <w:spacing w:after="0" w:line="240" w:lineRule="auto"/>
     </w:pPr>
     <w:rPr>
-      <w:color w:val="000000" w:themeColor="text1"/>
+      <w:color w:val="000000"/>
     </w:rPr>
     <w:tblPr>
       <w:tblStyleRowBandSize w:val="1"/>
@@ -13094,7 +13095,7 @@
       <w:rPr>
         <w:b/>
         <w:bCs/>
-        <w:color w:val="FFFFFF" w:themeColor="background1"/>
+        <w:color w:val="000000"/>
       </w:rPr>
       <w:tblPr/>
       <w:tcPr>
@@ -13106,7 +13107,7 @@
     </w:tblStylePr>
     <w:tblStylePr w:type="firstCol">
       <w:rPr>
-        <w:color w:val="FFFFFF" w:themeColor="background1"/>
+        <w:color w:val="000000"/>
       </w:rPr>
       <w:tblPr/>
       <w:tcPr>
@@ -13123,7 +13124,7 @@
     </w:tblStylePr>
     <w:tblStylePr w:type="lastCol">
       <w:rPr>
-        <w:color w:val="FFFFFF" w:themeColor="background1"/>
+        <w:color w:val="000000"/>
       </w:rPr>
       <w:tblPr/>
       <w:tcPr>
@@ -13152,12 +13153,12 @@
     </w:tblStylePr>
     <w:tblStylePr w:type="neCell">
       <w:rPr>
-        <w:color w:val="000000" w:themeColor="text1"/>
+        <w:color w:val="000000"/>
       </w:rPr>
     </w:tblStylePr>
     <w:tblStylePr w:type="nwCell">
       <w:rPr>
-        <w:color w:val="000000" w:themeColor="text1"/>
+        <w:color w:val="000000"/>
       </w:rPr>
     </w:tblStylePr>
   </w:style>
@@ -13170,7 +13171,7 @@
       <w:spacing w:after="0" w:line="240" w:lineRule="auto"/>
     </w:pPr>
     <w:rPr>
-      <w:color w:val="000000" w:themeColor="text1"/>
+      <w:color w:val="000000"/>
     </w:rPr>
     <w:tblPr>
       <w:tblStyleRowBandSize w:val="1"/>
@@ -13190,7 +13191,7 @@
       <w:rPr>
         <w:b/>
         <w:bCs/>
-        <w:color w:val="FFFFFF" w:themeColor="background1"/>
+        <w:color w:val="000000"/>
       </w:rPr>
       <w:tblPr/>
       <w:tcPr>
@@ -13204,7 +13205,7 @@
       <w:rPr>
         <w:b/>
         <w:bCs/>
-        <w:color w:val="9E3A38" w:themeColor="accent2" w:themeShade="CC"/>
+        <w:color w:val="000000"/>
       </w:rPr>
       <w:tblPr/>
       <w:tcPr>
@@ -13256,7 +13257,7 @@
       <w:spacing w:after="0" w:line="240" w:lineRule="auto"/>
     </w:pPr>
     <w:rPr>
-      <w:color w:val="000000" w:themeColor="text1"/>
+      <w:color w:val="000000"/>
     </w:rPr>
     <w:tblPr>
       <w:tblStyleRowBandSize w:val="1"/>
@@ -13276,7 +13277,7 @@
       <w:rPr>
         <w:b/>
         <w:bCs/>
-        <w:color w:val="FFFFFF" w:themeColor="background1"/>
+        <w:color w:val="000000"/>
       </w:rPr>
       <w:tblPr/>
       <w:tcPr>
@@ -13290,7 +13291,7 @@
       <w:rPr>
         <w:b/>
         <w:bCs/>
-        <w:color w:val="9E3A38" w:themeColor="accent2" w:themeShade="CC"/>
+        <w:color w:val="000000"/>
       </w:rPr>
       <w:tblPr/>
       <w:tcPr>
@@ -13342,7 +13343,7 @@
       <w:spacing w:after="0" w:line="240" w:lineRule="auto"/>
     </w:pPr>
     <w:rPr>
-      <w:color w:val="000000" w:themeColor="text1"/>
+      <w:color w:val="000000"/>
     </w:rPr>
     <w:tblPr>
       <w:tblStyleRowBandSize w:val="1"/>
@@ -13362,7 +13363,7 @@
       <w:rPr>
         <w:b/>
         <w:bCs/>
-        <w:color w:val="FFFFFF" w:themeColor="background1"/>
+        <w:color w:val="000000"/>
       </w:rPr>
       <w:tblPr/>
       <w:tcPr>
@@ -13376,7 +13377,7 @@
       <w:rPr>
         <w:b/>
         <w:bCs/>
-        <w:color w:val="9E3A38" w:themeColor="accent2" w:themeShade="CC"/>
+        <w:color w:val="000000"/>
       </w:rPr>
       <w:tblPr/>
       <w:tcPr>
@@ -13428,7 +13429,7 @@
       <w:spacing w:after="0" w:line="240" w:lineRule="auto"/>
     </w:pPr>
     <w:rPr>
-      <w:color w:val="000000" w:themeColor="text1"/>
+      <w:color w:val="000000"/>
     </w:rPr>
     <w:tblPr>
       <w:tblStyleRowBandSize w:val="1"/>
@@ -13448,7 +13449,7 @@
       <w:rPr>
         <w:b/>
         <w:bCs/>
-        <w:color w:val="FFFFFF" w:themeColor="background1"/>
+        <w:color w:val="000000"/>
       </w:rPr>
       <w:tblPr/>
       <w:tcPr>
@@ -13462,7 +13463,7 @@
       <w:rPr>
         <w:b/>
         <w:bCs/>
-        <w:color w:val="664E82" w:themeColor="accent4" w:themeShade="CC"/>
+        <w:color w:val="000000"/>
       </w:rPr>
       <w:tblPr/>
       <w:tcPr>
@@ -13514,7 +13515,7 @@
       <w:spacing w:after="0" w:line="240" w:lineRule="auto"/>
     </w:pPr>
     <w:rPr>
-      <w:color w:val="000000" w:themeColor="text1"/>
+      <w:color w:val="000000"/>
     </w:rPr>
     <w:tblPr>
       <w:tblStyleRowBandSize w:val="1"/>
@@ -13534,7 +13535,7 @@
       <w:rPr>
         <w:b/>
         <w:bCs/>
-        <w:color w:val="FFFFFF" w:themeColor="background1"/>
+        <w:color w:val="000000"/>
       </w:rPr>
       <w:tblPr/>
       <w:tcPr>
@@ -13548,7 +13549,7 @@
       <w:rPr>
         <w:b/>
         <w:bCs/>
-        <w:color w:val="7E9C40" w:themeColor="accent3" w:themeShade="CC"/>
+        <w:color w:val="000000"/>
       </w:rPr>
       <w:tblPr/>
       <w:tcPr>
@@ -13600,7 +13601,7 @@
       <w:spacing w:after="0" w:line="240" w:lineRule="auto"/>
     </w:pPr>
     <w:rPr>
-      <w:color w:val="000000" w:themeColor="text1"/>
+      <w:color w:val="000000"/>
     </w:rPr>
     <w:tblPr>
       <w:tblStyleRowBandSize w:val="1"/>
@@ -13620,7 +13621,7 @@
       <w:rPr>
         <w:b/>
         <w:bCs/>
-        <w:color w:val="FFFFFF" w:themeColor="background1"/>
+        <w:color w:val="000000"/>
       </w:rPr>
       <w:tblPr/>
       <w:tcPr>
@@ -13634,7 +13635,7 @@
       <w:rPr>
         <w:b/>
         <w:bCs/>
-        <w:color w:val="F2730A" w:themeColor="accent6" w:themeShade="CC"/>
+        <w:color w:val="000000"/>
       </w:rPr>
       <w:tblPr/>
       <w:tcPr>
@@ -13686,7 +13687,7 @@
       <w:spacing w:after="0" w:line="240" w:lineRule="auto"/>
     </w:pPr>
     <w:rPr>
-      <w:color w:val="000000" w:themeColor="text1"/>
+      <w:color w:val="000000"/>
     </w:rPr>
     <w:tblPr>
       <w:tblStyleRowBandSize w:val="1"/>
@@ -13706,7 +13707,7 @@
       <w:rPr>
         <w:b/>
         <w:bCs/>
-        <w:color w:val="FFFFFF" w:themeColor="background1"/>
+        <w:color w:val="000000"/>
       </w:rPr>
       <w:tblPr/>
       <w:tcPr>
@@ -13720,7 +13721,7 @@
       <w:rPr>
         <w:b/>
         <w:bCs/>
-        <w:color w:val="348DA5" w:themeColor="accent5" w:themeShade="CC"/>
+        <w:color w:val="000000"/>
       </w:rPr>
       <w:tblPr/>
       <w:tcPr>
@@ -13772,7 +13773,7 @@
       <w:spacing w:after="0" w:line="240" w:lineRule="auto"/>
     </w:pPr>
     <w:rPr>
-      <w:color w:val="000000" w:themeColor="text1"/>
+      <w:color w:val="000000"/>
     </w:rPr>
     <w:tblPr>
       <w:tblStyleRowBandSize w:val="1"/>
@@ -13805,7 +13806,7 @@
       <w:rPr>
         <w:b/>
         <w:bCs/>
-        <w:color w:val="000000" w:themeColor="text1"/>
+        <w:color w:val="000000"/>
       </w:rPr>
       <w:tblPr/>
       <w:tcPr>
@@ -13814,7 +13815,7 @@
     </w:tblStylePr>
     <w:tblStylePr w:type="firstCol">
       <w:rPr>
-        <w:color w:val="FFFFFF" w:themeColor="background1"/>
+        <w:color w:val="000000"/>
       </w:rPr>
       <w:tblPr/>
       <w:tcPr>
@@ -13823,7 +13824,7 @@
     </w:tblStylePr>
     <w:tblStylePr w:type="lastCol">
       <w:rPr>
-        <w:color w:val="FFFFFF" w:themeColor="background1"/>
+        <w:color w:val="000000"/>
       </w:rPr>
       <w:tblPr/>
       <w:tcPr>
@@ -13852,7 +13853,7 @@
       <w:spacing w:after="0" w:line="240" w:lineRule="auto"/>
     </w:pPr>
     <w:rPr>
-      <w:color w:val="000000" w:themeColor="text1"/>
+      <w:color w:val="000000"/>
     </w:rPr>
     <w:tblPr>
       <w:tblStyleRowBandSize w:val="1"/>
@@ -13885,7 +13886,7 @@
       <w:rPr>
         <w:b/>
         <w:bCs/>
-        <w:color w:val="000000" w:themeColor="text1"/>
+        <w:color w:val="000000"/>
       </w:rPr>
       <w:tblPr/>
       <w:tcPr>
@@ -13894,7 +13895,7 @@
     </w:tblStylePr>
     <w:tblStylePr w:type="firstCol">
       <w:rPr>
-        <w:color w:val="FFFFFF" w:themeColor="background1"/>
+        <w:color w:val="000000"/>
       </w:rPr>
       <w:tblPr/>
       <w:tcPr>
@@ -13903,7 +13904,7 @@
     </w:tblStylePr>
     <w:tblStylePr w:type="lastCol">
       <w:rPr>
-        <w:color w:val="FFFFFF" w:themeColor="background1"/>
+        <w:color w:val="000000"/>
       </w:rPr>
       <w:tblPr/>
       <w:tcPr>
@@ -13932,7 +13933,7 @@
       <w:spacing w:after="0" w:line="240" w:lineRule="auto"/>
     </w:pPr>
     <w:rPr>
-      <w:color w:val="000000" w:themeColor="text1"/>
+      <w:color w:val="000000"/>
     </w:rPr>
     <w:tblPr>
       <w:tblStyleRowBandSize w:val="1"/>
@@ -13965,7 +13966,7 @@
       <w:rPr>
         <w:b/>
         <w:bCs/>
-        <w:color w:val="000000" w:themeColor="text1"/>
+        <w:color w:val="000000"/>
       </w:rPr>
       <w:tblPr/>
       <w:tcPr>
@@ -13974,7 +13975,7 @@
     </w:tblStylePr>
     <w:tblStylePr w:type="firstCol">
       <w:rPr>
-        <w:color w:val="FFFFFF" w:themeColor="background1"/>
+        <w:color w:val="000000"/>
       </w:rPr>
       <w:tblPr/>
       <w:tcPr>
@@ -13983,7 +13984,7 @@
     </w:tblStylePr>
     <w:tblStylePr w:type="lastCol">
       <w:rPr>
-        <w:color w:val="FFFFFF" w:themeColor="background1"/>
+        <w:color w:val="000000"/>
       </w:rPr>
       <w:tblPr/>
       <w:tcPr>
@@ -14012,7 +14013,7 @@
       <w:spacing w:after="0" w:line="240" w:lineRule="auto"/>
     </w:pPr>
     <w:rPr>
-      <w:color w:val="000000" w:themeColor="text1"/>
+      <w:color w:val="000000"/>
     </w:rPr>
     <w:tblPr>
       <w:tblStyleRowBandSize w:val="1"/>
@@ -14045,7 +14046,7 @@
       <w:rPr>
         <w:b/>
         <w:bCs/>
-        <w:color w:val="000000" w:themeColor="text1"/>
+        <w:color w:val="000000"/>
       </w:rPr>
       <w:tblPr/>
       <w:tcPr>
@@ -14054,7 +14055,7 @@
     </w:tblStylePr>
     <w:tblStylePr w:type="firstCol">
       <w:rPr>
-        <w:color w:val="FFFFFF" w:themeColor="background1"/>
+        <w:color w:val="000000"/>
       </w:rPr>
       <w:tblPr/>
       <w:tcPr>
@@ -14063,7 +14064,7 @@
     </w:tblStylePr>
     <w:tblStylePr w:type="lastCol">
       <w:rPr>
-        <w:color w:val="FFFFFF" w:themeColor="background1"/>
+        <w:color w:val="000000"/>
       </w:rPr>
       <w:tblPr/>
       <w:tcPr>
@@ -14092,7 +14093,7 @@
       <w:spacing w:after="0" w:line="240" w:lineRule="auto"/>
     </w:pPr>
     <w:rPr>
-      <w:color w:val="000000" w:themeColor="text1"/>
+      <w:color w:val="000000"/>
     </w:rPr>
     <w:tblPr>
       <w:tblStyleRowBandSize w:val="1"/>
@@ -14125,7 +14126,7 @@
       <w:rPr>
         <w:b/>
         <w:bCs/>
-        <w:color w:val="000000" w:themeColor="text1"/>
+        <w:color w:val="000000"/>
       </w:rPr>
       <w:tblPr/>
       <w:tcPr>
@@ -14134,7 +14135,7 @@
     </w:tblStylePr>
     <w:tblStylePr w:type="firstCol">
       <w:rPr>
-        <w:color w:val="FFFFFF" w:themeColor="background1"/>
+        <w:color w:val="000000"/>
       </w:rPr>
       <w:tblPr/>
       <w:tcPr>
@@ -14143,7 +14144,7 @@
     </w:tblStylePr>
     <w:tblStylePr w:type="lastCol">
       <w:rPr>
-        <w:color w:val="FFFFFF" w:themeColor="background1"/>
+        <w:color w:val="000000"/>
       </w:rPr>
       <w:tblPr/>
       <w:tcPr>
@@ -14172,7 +14173,7 @@
       <w:spacing w:after="0" w:line="240" w:lineRule="auto"/>
     </w:pPr>
     <w:rPr>
-      <w:color w:val="000000" w:themeColor="text1"/>
+      <w:color w:val="000000"/>
     </w:rPr>
     <w:tblPr>
       <w:tblStyleRowBandSize w:val="1"/>
@@ -14205,7 +14206,7 @@
       <w:rPr>
         <w:b/>
         <w:bCs/>
-        <w:color w:val="000000" w:themeColor="text1"/>
+        <w:color w:val="000000"/>
       </w:rPr>
       <w:tblPr/>
       <w:tcPr>
@@ -14214,7 +14215,7 @@
     </w:tblStylePr>
     <w:tblStylePr w:type="firstCol">
       <w:rPr>
-        <w:color w:val="FFFFFF" w:themeColor="background1"/>
+        <w:color w:val="000000"/>
       </w:rPr>
       <w:tblPr/>
       <w:tcPr>
@@ -14223,7 +14224,7 @@
     </w:tblStylePr>
     <w:tblStylePr w:type="lastCol">
       <w:rPr>
-        <w:color w:val="FFFFFF" w:themeColor="background1"/>
+        <w:color w:val="000000"/>
       </w:rPr>
       <w:tblPr/>
       <w:tcPr>
@@ -14252,7 +14253,7 @@
       <w:spacing w:after="0" w:line="240" w:lineRule="auto"/>
     </w:pPr>
     <w:rPr>
-      <w:color w:val="000000" w:themeColor="text1"/>
+      <w:color w:val="000000"/>
     </w:rPr>
     <w:tblPr>
       <w:tblStyleRowBandSize w:val="1"/>
@@ -14285,7 +14286,7 @@
       <w:rPr>
         <w:b/>
         <w:bCs/>
-        <w:color w:val="000000" w:themeColor="text1"/>
+        <w:color w:val="000000"/>
       </w:rPr>
       <w:tblPr/>
       <w:tcPr>
@@ -14294,7 +14295,7 @@
     </w:tblStylePr>
     <w:tblStylePr w:type="firstCol">
       <w:rPr>
-        <w:color w:val="FFFFFF" w:themeColor="background1"/>
+        <w:color w:val="000000"/>
       </w:rPr>
       <w:tblPr/>
       <w:tcPr>
@@ -14303,7 +14304,7 @@
     </w:tblStylePr>
     <w:tblStylePr w:type="lastCol">
       <w:rPr>
-        <w:color w:val="FFFFFF" w:themeColor="background1"/>
+        <w:color w:val="000000"/>
       </w:rPr>
       <w:tblPr/>
       <w:tcPr>
